--- a/Listas/Lista 05 - Estruturas de repetição.docx
+++ b/Listas/Lista 05 - Estruturas de repetição.docx
@@ -18,13 +18,7 @@
         <w:rPr>
           <w:rFonts w:ascii="Arial" w:hAnsi="Arial" w:cs="Arial"/>
         </w:rPr>
-        <w:t>Faça um programa que calcule a soma dos números pares de 100 até 200</w:t>
-      </w:r>
-      <w:r>
-        <w:rPr>
-          <w:rFonts w:ascii="Arial" w:hAnsi="Arial" w:cs="Arial"/>
-        </w:rPr>
-        <w:t>.</w:t>
+        <w:t>Faça um programa que calcule a soma dos números pares de 100 até 200.</w:t>
       </w:r>
     </w:p>
     <w:p>
@@ -43,13 +37,7 @@
         <w:rPr>
           <w:rFonts w:ascii="Arial" w:hAnsi="Arial" w:cs="Arial"/>
         </w:rPr>
-        <w:t xml:space="preserve">Faça um programa que calcule o valor total investido por um colecionador em sua coleção de CDs e o valor médio gasto em cada um deles. O </w:t>
-      </w:r>
-      <w:r>
-        <w:rPr>
-          <w:rFonts w:ascii="Arial" w:hAnsi="Arial" w:cs="Arial"/>
-        </w:rPr>
-        <w:t>usuário deverá informar a quantidade de CD existente na coleção e para cada CD informar o valor de compra.</w:t>
+        <w:t>Faça um programa que calcule o valor total investido por um colecionador em sua coleção de CDs e o valor médio gasto em cada um deles. O usuário deverá informar a quantidade de CD existente na coleção e para cada CD informar o valor de compra.</w:t>
       </w:r>
     </w:p>
     <w:p>
@@ -68,43 +56,7 @@
         <w:rPr>
           <w:rFonts w:ascii="Arial" w:hAnsi="Arial" w:cs="Arial"/>
         </w:rPr>
-        <w:t xml:space="preserve">Faça um programa que peça para </w:t>
-      </w:r>
-      <w:r>
-        <w:rPr>
-          <w:rFonts w:ascii="Arial" w:hAnsi="Arial" w:cs="Arial"/>
-        </w:rPr>
-        <w:t>50</w:t>
-      </w:r>
-      <w:r>
-        <w:rPr>
-          <w:rFonts w:ascii="Arial" w:hAnsi="Arial" w:cs="Arial"/>
-        </w:rPr>
-        <w:t xml:space="preserve"> pessoas a sua idade, ao final o programa deverá verificar se a média d</w:t>
-      </w:r>
-      <w:r>
-        <w:rPr>
-          <w:rFonts w:ascii="Arial" w:hAnsi="Arial" w:cs="Arial"/>
-        </w:rPr>
-        <w:t>as</w:t>
-      </w:r>
-      <w:r>
-        <w:rPr>
-          <w:rFonts w:ascii="Arial" w:hAnsi="Arial" w:cs="Arial"/>
-        </w:rPr>
-        <w:t xml:space="preserve"> idade</w:t>
-      </w:r>
-      <w:r>
-        <w:rPr>
-          <w:rFonts w:ascii="Arial" w:hAnsi="Arial" w:cs="Arial"/>
-        </w:rPr>
-        <w:t xml:space="preserve">s informadas </w:t>
-      </w:r>
-      <w:r>
-        <w:rPr>
-          <w:rFonts w:ascii="Arial" w:hAnsi="Arial" w:cs="Arial"/>
-        </w:rPr>
-        <w:t xml:space="preserve">varia entre 0 e 25,26 e 60 e maior que 60; e então, dizer se a turma é jovem, adulta ou idosa, conforme a média calculada </w:t>
+        <w:t xml:space="preserve">Faça um programa que peça para 50 pessoas a sua idade, ao final o programa deverá verificar se a média das idades informadas varia entre 0 e 25,26 e 60 e maior que 60; e então, dizer se a turma é jovem, adulta ou idosa, conforme a média calculada </w:t>
       </w:r>
     </w:p>
     <w:p>
@@ -125,6 +77,26 @@
         </w:rPr>
         <w:t>A financeira Moxotó faz empréstimos na comunidade, para fazer a simulação dos das parcelas é solicitado o valor do empréstimo, a quantidade de meses, a taxa de juros mensal, deve ser exibido o montante final e o valor da parcela (montante/quantidade de meses), a simulação deve encerrar quando for digitado 0 como valor do empréstimo. Não devem ser aceitos valores negativos.</w:t>
       </w:r>
+      <w:r>
+        <w:rPr>
+          <w:rFonts w:ascii="Arial" w:hAnsi="Arial" w:cs="Arial"/>
+        </w:rPr>
+        <w:t xml:space="preserve"> {m = c *(1-</w:t>
+      </w:r>
+      <w:proofErr w:type="gramStart"/>
+      <w:r>
+        <w:rPr>
+          <w:rFonts w:ascii="Arial" w:hAnsi="Arial" w:cs="Arial"/>
+        </w:rPr>
+        <w:t>j)*</w:t>
+      </w:r>
+      <w:proofErr w:type="gramEnd"/>
+      <w:r>
+        <w:rPr>
+          <w:rFonts w:ascii="Arial" w:hAnsi="Arial" w:cs="Arial"/>
+        </w:rPr>
+        <w:t>*t}</w:t>
+      </w:r>
     </w:p>
     <w:p>
       <w:pPr>
@@ -161,25 +133,6 @@
         <w:rPr>
           <w:rFonts w:ascii="Arial" w:hAnsi="Arial" w:cs="Arial"/>
         </w:rPr>
-        <w:t>Desenvolva um programa que verifique se um número é perfeito (a soma dos seus divisores próprios é igual a ele mesmo).</w:t>
-      </w:r>
-    </w:p>
-    <w:p>
-      <w:pPr>
-        <w:pStyle w:val="PargrafodaLista"/>
-        <w:numPr>
-          <w:ilvl w:val="0"/>
-          <w:numId w:val="1"/>
-        </w:numPr>
-        <w:jc w:val="both"/>
-        <w:rPr>
-          <w:rFonts w:ascii="Arial" w:hAnsi="Arial" w:cs="Arial"/>
-        </w:rPr>
-      </w:pPr>
-      <w:r>
-        <w:rPr>
-          <w:rFonts w:ascii="Arial" w:hAnsi="Arial" w:cs="Arial"/>
-        </w:rPr>
         <w:t xml:space="preserve">Uma pesquisa sobre algumas características físicas da população de uma determinada região coletou os seguintes dados referentes a cada habitante para serem analisados: </w:t>
       </w:r>
     </w:p>
@@ -218,16 +171,32 @@
         <w:rPr>
           <w:rFonts w:ascii="Arial" w:hAnsi="Arial" w:cs="Arial"/>
         </w:rPr>
-        <w:t>Cor dos Olhos (“A”-</w:t>
+        <w:t>Cor dos Olhos (“</w:t>
+      </w:r>
+      <w:proofErr w:type="gramStart"/>
+      <w:r>
+        <w:rPr>
+          <w:rFonts w:ascii="Arial" w:hAnsi="Arial" w:cs="Arial"/>
+        </w:rPr>
+        <w:t>A”-</w:t>
       </w:r>
       <w:proofErr w:type="spellStart"/>
-      <w:r>
-        <w:rPr>
-          <w:rFonts w:ascii="Arial" w:hAnsi="Arial" w:cs="Arial"/>
-        </w:rPr>
-        <w:t>Azul,”V</w:t>
+      <w:proofErr w:type="gramEnd"/>
+      <w:r>
+        <w:rPr>
+          <w:rFonts w:ascii="Arial" w:hAnsi="Arial" w:cs="Arial"/>
+        </w:rPr>
+        <w:t>Azul</w:t>
+      </w:r>
+      <w:proofErr w:type="gramStart"/>
+      <w:r>
+        <w:rPr>
+          <w:rFonts w:ascii="Arial" w:hAnsi="Arial" w:cs="Arial"/>
+        </w:rPr>
+        <w:t>,”V</w:t>
       </w:r>
       <w:proofErr w:type="spellEnd"/>
+      <w:proofErr w:type="gramEnd"/>
       <w:r>
         <w:rPr>
           <w:rFonts w:ascii="Arial" w:hAnsi="Arial" w:cs="Arial"/>
@@ -266,19 +235,7 @@
         <w:rPr>
           <w:rFonts w:ascii="Arial" w:hAnsi="Arial" w:cs="Arial"/>
         </w:rPr>
-        <w:t xml:space="preserve">Para cada habitante foi digitada uma linha com esses dados e a última linha, que não corresponde a ninguém conterá o valor de idade igual a </w:t>
-      </w:r>
-      <w:r>
-        <w:rPr>
-          <w:rFonts w:ascii="Arial" w:hAnsi="Arial" w:cs="Arial"/>
-        </w:rPr>
-        <w:t>zero</w:t>
-      </w:r>
-      <w:r>
-        <w:rPr>
-          <w:rFonts w:ascii="Arial" w:hAnsi="Arial" w:cs="Arial"/>
-        </w:rPr>
-        <w:t xml:space="preserve">. Fazer um programa que determine e imprima: </w:t>
+        <w:t xml:space="preserve">Para cada habitante foi digitada uma linha com esses dados e a última linha, que não corresponde a ninguém conterá o valor de idade igual a zero. Fazer um programa que determine e imprima: </w:t>
       </w:r>
     </w:p>
     <w:p>
@@ -392,13 +349,7 @@
         <w:rPr>
           <w:rFonts w:ascii="Arial" w:hAnsi="Arial" w:cs="Arial"/>
         </w:rPr>
-        <w:t>Di</w:t>
-      </w:r>
-      <w:r>
-        <w:rPr>
-          <w:rFonts w:ascii="Arial" w:hAnsi="Arial" w:cs="Arial"/>
-        </w:rPr>
-        <w:t>ferença do maior menos o menor número</w:t>
+        <w:t>Diferença do maior menos o menor número</w:t>
       </w:r>
     </w:p>
     <w:p>
@@ -429,27 +380,166 @@
     </w:p>
     <w:p>
       <w:pPr>
-        <w:pStyle w:val="Default"/>
+        <w:pStyle w:val="PargrafodaLista"/>
         <w:numPr>
           <w:ilvl w:val="0"/>
           <w:numId w:val="1"/>
         </w:numPr>
-        <w:rPr>
-          <w:rFonts w:ascii="Arial" w:hAnsi="Arial" w:cs="Arial"/>
-        </w:rPr>
-      </w:pPr>
-      <w:r>
-        <w:rPr>
-          <w:rFonts w:ascii="Arial" w:hAnsi="Arial" w:cs="Arial"/>
-        </w:rPr>
-        <w:t xml:space="preserve">Um evento sempre começa em uma hore fechada e termina em uma hora fechada. Faça um programa que receba a hora inicial e a final do evento e retorne a hora inicial, a hora final e a duração do evento, o evento tem pelo menos 1 hora de duração de no máximo 24 horas de </w:t>
+        <w:jc w:val="both"/>
+        <w:rPr>
+          <w:rFonts w:ascii="Arial" w:hAnsi="Arial" w:cs="Arial"/>
+        </w:rPr>
+      </w:pPr>
+      <w:r>
+        <w:rPr>
+          <w:rFonts w:ascii="Arial" w:hAnsi="Arial" w:cs="Arial"/>
+        </w:rPr>
+        <w:t xml:space="preserve">O Sr. Manoel Joaquim possui uma loja de conveniências. Faça um programa que implemente uma caixa registradora rudimentar. O programa deverá receber um número desconhecido de produtos, a quantidade vendida e o valor unitário. Um espaço no nome do produto deve ser informado pelo operador para indicar o final da compra. A cada produto deve ser impresso o produto, seu preço unitário, a quantidade </w:t>
       </w:r>
       <w:r>
         <w:rPr>
           <w:rFonts w:ascii="Arial" w:hAnsi="Arial" w:cs="Arial"/>
         </w:rPr>
         <w:lastRenderedPageBreak/>
-        <w:t>duração, deve ser considerado que o evento pode começar em um dia e terminar em outro dia</w:t>
+        <w:t>comprada, o total do produto. Ao final o programa deve então mostrar o total da compra e perguntar o valor em dinheiro que o cliente forneceu, para então calcular e mostrar o valor do troco. A saída deve ser conforme o exemplo abaixo:</w:t>
+      </w:r>
+    </w:p>
+    <w:p>
+      <w:pPr>
+        <w:pStyle w:val="PargrafodaLista"/>
+        <w:numPr>
+          <w:ilvl w:val="0"/>
+          <w:numId w:val="9"/>
+        </w:numPr>
+        <w:jc w:val="both"/>
+        <w:rPr>
+          <w:rFonts w:ascii="Arial" w:hAnsi="Arial" w:cs="Arial"/>
+          <w:sz w:val="22"/>
+          <w:szCs w:val="22"/>
+        </w:rPr>
+      </w:pPr>
+      <w:r>
+        <w:rPr>
+          <w:rFonts w:ascii="Arial" w:hAnsi="Arial" w:cs="Arial"/>
+          <w:sz w:val="22"/>
+          <w:szCs w:val="22"/>
+        </w:rPr>
+        <w:t>Produto 1 – Preço Unitário: R$ 2.20, Quantidade: 10, Valor: R$22.00</w:t>
+      </w:r>
+    </w:p>
+    <w:p>
+      <w:pPr>
+        <w:pStyle w:val="PargrafodaLista"/>
+        <w:numPr>
+          <w:ilvl w:val="0"/>
+          <w:numId w:val="9"/>
+        </w:numPr>
+        <w:jc w:val="both"/>
+        <w:rPr>
+          <w:rFonts w:ascii="Arial" w:hAnsi="Arial" w:cs="Arial"/>
+          <w:sz w:val="22"/>
+          <w:szCs w:val="22"/>
+        </w:rPr>
+      </w:pPr>
+      <w:r>
+        <w:rPr>
+          <w:rFonts w:ascii="Arial" w:hAnsi="Arial" w:cs="Arial"/>
+          <w:sz w:val="22"/>
+          <w:szCs w:val="22"/>
+        </w:rPr>
+        <w:t>Produto 2 – Preço Unitário: R$ 5.80, Quantidade: 1, Valor: R$5.80</w:t>
+      </w:r>
+    </w:p>
+    <w:p>
+      <w:pPr>
+        <w:pStyle w:val="PargrafodaLista"/>
+        <w:numPr>
+          <w:ilvl w:val="0"/>
+          <w:numId w:val="9"/>
+        </w:numPr>
+        <w:jc w:val="both"/>
+        <w:rPr>
+          <w:rFonts w:ascii="Arial" w:hAnsi="Arial" w:cs="Arial"/>
+          <w:sz w:val="22"/>
+          <w:szCs w:val="22"/>
+        </w:rPr>
+      </w:pPr>
+      <w:r>
+        <w:rPr>
+          <w:rFonts w:ascii="Arial" w:hAnsi="Arial" w:cs="Arial"/>
+          <w:sz w:val="22"/>
+          <w:szCs w:val="22"/>
+        </w:rPr>
+        <w:t>Produto 3 – Preço Unitário: R$ 0.20, Quantidade: 1, Valor: R$0.20</w:t>
+      </w:r>
+    </w:p>
+    <w:p>
+      <w:pPr>
+        <w:pStyle w:val="PargrafodaLista"/>
+        <w:numPr>
+          <w:ilvl w:val="0"/>
+          <w:numId w:val="9"/>
+        </w:numPr>
+        <w:jc w:val="both"/>
+        <w:rPr>
+          <w:rFonts w:ascii="Arial" w:hAnsi="Arial" w:cs="Arial"/>
+          <w:sz w:val="22"/>
+          <w:szCs w:val="22"/>
+        </w:rPr>
+      </w:pPr>
+      <w:r>
+        <w:rPr>
+          <w:rFonts w:ascii="Arial" w:hAnsi="Arial" w:cs="Arial"/>
+          <w:sz w:val="22"/>
+          <w:szCs w:val="22"/>
+        </w:rPr>
+        <w:t>Total: R$ 28.00</w:t>
+      </w:r>
+    </w:p>
+    <w:p>
+      <w:pPr>
+        <w:pStyle w:val="PargrafodaLista"/>
+        <w:numPr>
+          <w:ilvl w:val="0"/>
+          <w:numId w:val="9"/>
+        </w:numPr>
+        <w:jc w:val="both"/>
+        <w:rPr>
+          <w:rFonts w:ascii="Arial" w:hAnsi="Arial" w:cs="Arial"/>
+          <w:sz w:val="22"/>
+          <w:szCs w:val="22"/>
+        </w:rPr>
+      </w:pPr>
+      <w:r>
+        <w:rPr>
+          <w:rFonts w:ascii="Arial" w:hAnsi="Arial" w:cs="Arial"/>
+          <w:sz w:val="22"/>
+          <w:szCs w:val="22"/>
+        </w:rPr>
+        <w:t>Dinheiro: R$ 30.00</w:t>
+      </w:r>
+    </w:p>
+    <w:p>
+      <w:pPr>
+        <w:pStyle w:val="PargrafodaLista"/>
+        <w:numPr>
+          <w:ilvl w:val="0"/>
+          <w:numId w:val="9"/>
+        </w:numPr>
+        <w:jc w:val="both"/>
+        <w:rPr>
+          <w:rFonts w:ascii="Arial" w:hAnsi="Arial" w:cs="Arial"/>
+          <w:sz w:val="22"/>
+          <w:szCs w:val="22"/>
+        </w:rPr>
+      </w:pPr>
+      <w:r>
+        <w:rPr>
+          <w:rFonts w:ascii="Arial" w:hAnsi="Arial" w:cs="Arial"/>
+          <w:sz w:val="22"/>
+          <w:szCs w:val="22"/>
+        </w:rPr>
+        <w:t>Troco: R$ 2.00</w:t>
       </w:r>
     </w:p>
     <w:p>
@@ -468,145 +558,28 @@
         <w:rPr>
           <w:rFonts w:ascii="Arial" w:hAnsi="Arial" w:cs="Arial"/>
         </w:rPr>
-        <w:t>O Sr. Manoel Joaquim possui uma loja de conveniências. Faça um programa que implemente uma caixa registradora rudimentar. O programa deverá receber um número desconhecido de produtos, a quantidade vendida e o valor unitário. Um espaço no nome do produto deve ser informado pelo operador para indicar o final da compra. A cada produto deve ser impresso o produto, seu preço unitário, a quantidade comprada, o total do produto. Ao final o programa deve então mostrar o total da compra e perguntar o valor em dinheiro que o cliente forneceu, para então calcular e mostrar o valor do troco. A saída deve ser conforme o exemplo abaixo:</w:t>
-      </w:r>
-    </w:p>
-    <w:p>
-      <w:pPr>
-        <w:pStyle w:val="PargrafodaLista"/>
-        <w:numPr>
-          <w:ilvl w:val="0"/>
-          <w:numId w:val="9"/>
-        </w:numPr>
-        <w:jc w:val="both"/>
-        <w:rPr>
-          <w:rFonts w:ascii="Arial" w:hAnsi="Arial" w:cs="Arial"/>
-          <w:sz w:val="22"/>
-          <w:szCs w:val="22"/>
-        </w:rPr>
-      </w:pPr>
-      <w:r>
-        <w:rPr>
-          <w:rFonts w:ascii="Arial" w:hAnsi="Arial" w:cs="Arial"/>
-          <w:sz w:val="22"/>
-          <w:szCs w:val="22"/>
-        </w:rPr>
-        <w:t>Produto 1 – Preço Unitário: R$ 2.20, Quantidade: 10, Valor: R$22.00</w:t>
-      </w:r>
-    </w:p>
-    <w:p>
-      <w:pPr>
-        <w:pStyle w:val="PargrafodaLista"/>
-        <w:numPr>
-          <w:ilvl w:val="0"/>
-          <w:numId w:val="9"/>
-        </w:numPr>
-        <w:jc w:val="both"/>
-        <w:rPr>
-          <w:rFonts w:ascii="Arial" w:hAnsi="Arial" w:cs="Arial"/>
-          <w:sz w:val="22"/>
-          <w:szCs w:val="22"/>
-        </w:rPr>
-      </w:pPr>
-      <w:r>
-        <w:rPr>
-          <w:rFonts w:ascii="Arial" w:hAnsi="Arial" w:cs="Arial"/>
-          <w:sz w:val="22"/>
-          <w:szCs w:val="22"/>
-        </w:rPr>
-        <w:t>Produto 2 – Preço Unitário: R$ 5.80, Quantidade: 1, Valor: R$5.80</w:t>
-      </w:r>
-    </w:p>
-    <w:p>
-      <w:pPr>
-        <w:pStyle w:val="PargrafodaLista"/>
-        <w:numPr>
-          <w:ilvl w:val="0"/>
-          <w:numId w:val="9"/>
-        </w:numPr>
-        <w:jc w:val="both"/>
-        <w:rPr>
-          <w:rFonts w:ascii="Arial" w:hAnsi="Arial" w:cs="Arial"/>
-          <w:sz w:val="22"/>
-          <w:szCs w:val="22"/>
-        </w:rPr>
-      </w:pPr>
-      <w:r>
-        <w:rPr>
-          <w:rFonts w:ascii="Arial" w:hAnsi="Arial" w:cs="Arial"/>
-          <w:sz w:val="22"/>
-          <w:szCs w:val="22"/>
-        </w:rPr>
-        <w:t>Produto 3 – Preço Unitário: R$ 0.20, Quantidade: 1, Valor: R$0.20</w:t>
-      </w:r>
-    </w:p>
-    <w:p>
-      <w:pPr>
-        <w:pStyle w:val="PargrafodaLista"/>
-        <w:numPr>
-          <w:ilvl w:val="0"/>
-          <w:numId w:val="9"/>
-        </w:numPr>
-        <w:jc w:val="both"/>
-        <w:rPr>
-          <w:rFonts w:ascii="Arial" w:hAnsi="Arial" w:cs="Arial"/>
-          <w:sz w:val="22"/>
-          <w:szCs w:val="22"/>
-        </w:rPr>
-      </w:pPr>
-      <w:r>
-        <w:rPr>
-          <w:rFonts w:ascii="Arial" w:hAnsi="Arial" w:cs="Arial"/>
-          <w:sz w:val="22"/>
-          <w:szCs w:val="22"/>
-        </w:rPr>
-        <w:t>Total: R$ 28.00</w:t>
-      </w:r>
-    </w:p>
-    <w:p>
-      <w:pPr>
-        <w:pStyle w:val="PargrafodaLista"/>
-        <w:numPr>
-          <w:ilvl w:val="0"/>
-          <w:numId w:val="9"/>
-        </w:numPr>
-        <w:jc w:val="both"/>
-        <w:rPr>
-          <w:rFonts w:ascii="Arial" w:hAnsi="Arial" w:cs="Arial"/>
-          <w:sz w:val="22"/>
-          <w:szCs w:val="22"/>
-        </w:rPr>
-      </w:pPr>
-      <w:r>
-        <w:rPr>
-          <w:rFonts w:ascii="Arial" w:hAnsi="Arial" w:cs="Arial"/>
-          <w:sz w:val="22"/>
-          <w:szCs w:val="22"/>
-        </w:rPr>
-        <w:t>Dinheiro: R$ 30.00</w:t>
-      </w:r>
-    </w:p>
-    <w:p>
-      <w:pPr>
-        <w:pStyle w:val="PargrafodaLista"/>
-        <w:numPr>
-          <w:ilvl w:val="0"/>
-          <w:numId w:val="9"/>
-        </w:numPr>
-        <w:jc w:val="both"/>
-        <w:rPr>
-          <w:rFonts w:ascii="Arial" w:hAnsi="Arial" w:cs="Arial"/>
-          <w:sz w:val="22"/>
-          <w:szCs w:val="22"/>
-        </w:rPr>
-      </w:pPr>
-      <w:r>
-        <w:rPr>
-          <w:rFonts w:ascii="Arial" w:hAnsi="Arial" w:cs="Arial"/>
-          <w:sz w:val="22"/>
-          <w:szCs w:val="22"/>
-        </w:rPr>
-        <w:t>Troco: R$ 2.00</w:t>
+        <w:t xml:space="preserve">Quais os números inteiros entre 1000 e 9999 que atende a esta propriedade: separe o número em 2 números de 2 algarismos e verifique se o quadrado da soma destes 2 novos números é igual ao número digitado. </w:t>
+      </w:r>
+      <w:proofErr w:type="spellStart"/>
+      <w:r>
+        <w:rPr>
+          <w:rFonts w:ascii="Arial" w:hAnsi="Arial" w:cs="Arial"/>
+        </w:rPr>
+        <w:t>Ex</w:t>
+      </w:r>
+      <w:proofErr w:type="spellEnd"/>
+      <w:r>
+        <w:rPr>
+          <w:rFonts w:ascii="Arial" w:hAnsi="Arial" w:cs="Arial"/>
+        </w:rPr>
+        <w:t>: 9801 = (98 + 01)</w:t>
+      </w:r>
+      <w:r>
+        <w:rPr>
+          <w:rFonts w:ascii="Arial" w:hAnsi="Arial" w:cs="Arial"/>
+          <w:vertAlign w:val="superscript"/>
+        </w:rPr>
+        <w:t>2</w:t>
       </w:r>
     </w:p>
     <w:p>
@@ -625,82 +598,7 @@
         <w:rPr>
           <w:rFonts w:ascii="Arial" w:hAnsi="Arial" w:cs="Arial"/>
         </w:rPr>
-        <w:t xml:space="preserve">Quais os </w:t>
-      </w:r>
-      <w:r>
-        <w:rPr>
-          <w:rFonts w:ascii="Arial" w:hAnsi="Arial" w:cs="Arial"/>
-        </w:rPr>
-        <w:t>número</w:t>
-      </w:r>
-      <w:r>
-        <w:rPr>
-          <w:rFonts w:ascii="Arial" w:hAnsi="Arial" w:cs="Arial"/>
-        </w:rPr>
-        <w:t>s</w:t>
-      </w:r>
-      <w:r>
-        <w:rPr>
-          <w:rFonts w:ascii="Arial" w:hAnsi="Arial" w:cs="Arial"/>
-        </w:rPr>
-        <w:t xml:space="preserve"> inteiro</w:t>
-      </w:r>
-      <w:r>
-        <w:rPr>
-          <w:rFonts w:ascii="Arial" w:hAnsi="Arial" w:cs="Arial"/>
-        </w:rPr>
-        <w:t xml:space="preserve">s </w:t>
-      </w:r>
-      <w:r>
-        <w:rPr>
-          <w:rFonts w:ascii="Arial" w:hAnsi="Arial" w:cs="Arial"/>
-        </w:rPr>
-        <w:t xml:space="preserve">entre 1000 e 9999 </w:t>
-      </w:r>
-      <w:r>
-        <w:rPr>
-          <w:rFonts w:ascii="Arial" w:hAnsi="Arial" w:cs="Arial"/>
-        </w:rPr>
-        <w:t>que atende a esta propriedade:</w:t>
-      </w:r>
-      <w:r>
-        <w:rPr>
-          <w:rFonts w:ascii="Arial" w:hAnsi="Arial" w:cs="Arial"/>
-        </w:rPr>
-        <w:t xml:space="preserve"> separe </w:t>
-      </w:r>
-      <w:r>
-        <w:rPr>
-          <w:rFonts w:ascii="Arial" w:hAnsi="Arial" w:cs="Arial"/>
-        </w:rPr>
-        <w:t>o número em</w:t>
-      </w:r>
-      <w:r>
-        <w:rPr>
-          <w:rFonts w:ascii="Arial" w:hAnsi="Arial" w:cs="Arial"/>
-        </w:rPr>
-        <w:t xml:space="preserve"> 2 números de 2 algarismos e verifique se o quadrado da soma destes 2 novos números é igual ao número digitado. </w:t>
-      </w:r>
-      <w:proofErr w:type="spellStart"/>
-      <w:r>
-        <w:rPr>
-          <w:rFonts w:ascii="Arial" w:hAnsi="Arial" w:cs="Arial"/>
-        </w:rPr>
-        <w:t>Ex</w:t>
-      </w:r>
-      <w:proofErr w:type="spellEnd"/>
-      <w:r>
-        <w:rPr>
-          <w:rFonts w:ascii="Arial" w:hAnsi="Arial" w:cs="Arial"/>
-        </w:rPr>
-        <w:t>: 9801 = (98 + 01)</w:t>
-      </w:r>
-      <w:r>
-        <w:rPr>
-          <w:rFonts w:ascii="Arial" w:hAnsi="Arial" w:cs="Arial"/>
-          <w:vertAlign w:val="superscript"/>
-        </w:rPr>
-        <w:t>2</w:t>
+        <w:t xml:space="preserve">Faça um programa que leia um número indeterminado de números, o programa encerra quando for digitado o número 99. O programa deve fornecer ao final o percentual de números pares e ímpares digitados. </w:t>
       </w:r>
     </w:p>
     <w:p>
@@ -719,7 +617,79 @@
         <w:rPr>
           <w:rFonts w:ascii="Arial" w:hAnsi="Arial" w:cs="Arial"/>
         </w:rPr>
-        <w:t>Faça um programa que calcule o tempo necessário para que uma massa radioativa cheque a um valor especificado via teclado, deve ser informado além da massa final a massa inicial e o tempo da meia-vida</w:t>
+        <w:t>Leia um</w:t>
+      </w:r>
+      <w:r>
+        <w:rPr>
+          <w:rFonts w:ascii="Arial" w:hAnsi="Arial" w:cs="Arial"/>
+        </w:rPr>
+        <w:t xml:space="preserve">a </w:t>
+      </w:r>
+      <w:proofErr w:type="spellStart"/>
+      <w:proofErr w:type="gramStart"/>
+      <w:r>
+        <w:rPr>
+          <w:rFonts w:ascii="Arial" w:hAnsi="Arial" w:cs="Arial"/>
+        </w:rPr>
+        <w:t>sequencia</w:t>
+      </w:r>
+      <w:proofErr w:type="spellEnd"/>
+      <w:proofErr w:type="gramEnd"/>
+      <w:r>
+        <w:rPr>
+          <w:rFonts w:ascii="Arial" w:hAnsi="Arial" w:cs="Arial"/>
+        </w:rPr>
+        <w:t xml:space="preserve"> </w:t>
+      </w:r>
+      <w:proofErr w:type="gramStart"/>
+      <w:r>
+        <w:rPr>
+          <w:rFonts w:ascii="Arial" w:hAnsi="Arial" w:cs="Arial"/>
+        </w:rPr>
+        <w:t xml:space="preserve">de </w:t>
+      </w:r>
+      <w:r>
+        <w:rPr>
+          <w:rFonts w:ascii="Arial" w:hAnsi="Arial" w:cs="Arial"/>
+        </w:rPr>
+        <w:t xml:space="preserve"> valor</w:t>
+      </w:r>
+      <w:r>
+        <w:rPr>
+          <w:rFonts w:ascii="Arial" w:hAnsi="Arial" w:cs="Arial"/>
+        </w:rPr>
+        <w:t>es</w:t>
+      </w:r>
+      <w:proofErr w:type="gramEnd"/>
+      <w:r>
+        <w:rPr>
+          <w:rFonts w:ascii="Arial" w:hAnsi="Arial" w:cs="Arial"/>
+        </w:rPr>
+        <w:t xml:space="preserve"> inteiro</w:t>
+      </w:r>
+      <w:r>
+        <w:rPr>
+          <w:rFonts w:ascii="Arial" w:hAnsi="Arial" w:cs="Arial"/>
+        </w:rPr>
+        <w:t xml:space="preserve">, devendo parar quando for digitado o número 0; </w:t>
+      </w:r>
+      <w:r>
+        <w:rPr>
+          <w:rFonts w:ascii="Arial" w:hAnsi="Arial" w:cs="Arial"/>
+        </w:rPr>
+        <w:t>p</w:t>
+      </w:r>
+      <w:r>
+        <w:rPr>
+          <w:rFonts w:ascii="Arial" w:hAnsi="Arial" w:cs="Arial"/>
+        </w:rPr>
+        <w:t xml:space="preserve">ara cada valore digitado </w:t>
+      </w:r>
+      <w:r>
+        <w:rPr>
+          <w:rFonts w:ascii="Arial" w:hAnsi="Arial" w:cs="Arial"/>
+        </w:rPr>
+        <w:t>apresente os 6 valores consecutivos a partir do valor digitado. Exiba valor inteiro digitado e seus 6 consecutivos</w:t>
       </w:r>
     </w:p>
     <w:p>
@@ -738,7 +708,13 @@
         <w:rPr>
           <w:rFonts w:ascii="Arial" w:hAnsi="Arial" w:cs="Arial"/>
         </w:rPr>
-        <w:t>A taxa de crescimento do país A de 3% ao ano, já a do país B é de 1,5% ao anos, solicite via teclado a população atual de ambos os países e informe em quanto tempo a população do país A superará a população do país B</w:t>
+        <w:t>A Treina Recife quer calcular o total de vendas e o ticket médio das dos últimos 7 dias. Faça um programa que leia os 7 valores de vendas e exiba ao final o total das vendas e o ticket médi</w:t>
+      </w:r>
+      <w:r>
+        <w:rPr>
+          <w:rFonts w:ascii="Arial" w:hAnsi="Arial" w:cs="Arial"/>
+        </w:rPr>
+        <w:t>o</w:t>
       </w:r>
     </w:p>
     <w:p>
@@ -756,12 +732,1921 @@
       <w:r>
         <w:rPr>
           <w:rFonts w:ascii="Arial" w:hAnsi="Arial" w:cs="Arial"/>
-        </w:rPr>
-        <w:t xml:space="preserve"> Faça um programa que leia um número indeterminado de números, o programa encerra quando for digitado o número 99. O programa deve fornecer ao final o percentual de números pares e ímpares digitados. </w:t>
-      </w:r>
-    </w:p>
-    <w:p>
-      <w:pPr>
+          <w:color w:val="000000"/>
+          <w:kern w:val="0"/>
+        </w:rPr>
+        <w:t xml:space="preserve">Uma empresa deseja saber qual foi o maior e o menor valor das 10 vendas </w:t>
+      </w:r>
+      <w:r>
+        <w:rPr>
+          <w:rFonts w:ascii="Arial" w:hAnsi="Arial" w:cs="Arial"/>
+          <w:kern w:val="0"/>
+        </w:rPr>
+        <w:t>feitas em um dia, admita não existirem valores iguais. Elabore um programa que receba os 10 valores de vendas em um dia e ao final exibir a que tem o maior e o menor valor</w:t>
+      </w:r>
+    </w:p>
+    <w:p>
+      <w:pPr>
+        <w:pStyle w:val="PargrafodaLista"/>
+        <w:numPr>
+          <w:ilvl w:val="0"/>
+          <w:numId w:val="1"/>
+        </w:numPr>
+        <w:jc w:val="both"/>
+        <w:rPr>
+          <w:rFonts w:ascii="Arial" w:hAnsi="Arial" w:cs="Arial"/>
+        </w:rPr>
+      </w:pPr>
+      <w:r>
+        <w:rPr>
+          <w:rFonts w:ascii="Arial" w:hAnsi="Arial" w:cs="Arial"/>
+        </w:rPr>
+        <w:t>A Treina Recife deseja calcular o lucro obtido com as vendas de 5 produtos. Faça um programa que leia o valor de venda e o valor de custo de cada produto e exiba o lucro total.</w:t>
+      </w:r>
+    </w:p>
+    <w:p>
+      <w:pPr>
+        <w:pStyle w:val="PargrafodaLista"/>
+        <w:numPr>
+          <w:ilvl w:val="0"/>
+          <w:numId w:val="1"/>
+        </w:numPr>
+        <w:autoSpaceDE w:val="0"/>
+        <w:autoSpaceDN w:val="0"/>
+        <w:adjustRightInd w:val="0"/>
+        <w:spacing w:after="0" w:line="240" w:lineRule="auto"/>
+        <w:jc w:val="both"/>
+        <w:rPr>
+          <w:rFonts w:ascii="Arial" w:hAnsi="Arial" w:cs="Arial"/>
+          <w:color w:val="000000"/>
+          <w:kern w:val="0"/>
+        </w:rPr>
+      </w:pPr>
+      <w:r>
+        <w:rPr>
+          <w:rFonts w:ascii="Arial" w:hAnsi="Arial" w:cs="Arial"/>
+        </w:rPr>
+        <w:t>Faça um programa que inverta um número inteiro com quatro algarismos recebido via teclado. Importante: se o número dado for 3000 por exemplo, o invertido dele deve ser 3 e não 0003.</w:t>
+      </w:r>
+    </w:p>
+    <w:p>
+      <w:pPr>
+        <w:pStyle w:val="PargrafodaLista"/>
+        <w:numPr>
+          <w:ilvl w:val="0"/>
+          <w:numId w:val="1"/>
+        </w:numPr>
+        <w:autoSpaceDE w:val="0"/>
+        <w:autoSpaceDN w:val="0"/>
+        <w:adjustRightInd w:val="0"/>
+        <w:spacing w:after="0" w:line="240" w:lineRule="auto"/>
+        <w:jc w:val="both"/>
+        <w:rPr>
+          <w:rFonts w:ascii="Arial" w:hAnsi="Arial" w:cs="Arial"/>
+          <w:color w:val="000000"/>
+          <w:kern w:val="0"/>
+        </w:rPr>
+      </w:pPr>
+      <w:r>
+        <w:rPr>
+          <w:rFonts w:ascii="Arial" w:hAnsi="Arial" w:cs="Arial"/>
+          <w:color w:val="000000"/>
+          <w:kern w:val="0"/>
+        </w:rPr>
+        <w:t xml:space="preserve">João e Maria estão querendo obter informações sobre os carros da sua cidade. Para </w:t>
+      </w:r>
+      <w:r>
+        <w:rPr>
+          <w:rFonts w:ascii="Arial" w:hAnsi="Arial" w:cs="Arial"/>
+          <w:kern w:val="0"/>
+        </w:rPr>
+        <w:t>isso eles pediram que você escrevesse um programa para ajudá-los. Eles vão digitar um grupo de informações de três diferentes carros durante 4 vezes. Para cada carro serão lidos o ano e a velocidade. O programa deve exibir, o ano do carro mais novo e a velocidade do mais rápido e a velocidade média para cada grupo processado</w:t>
+      </w:r>
+    </w:p>
+    <w:p>
+      <w:pPr>
+        <w:pStyle w:val="PargrafodaLista"/>
+        <w:numPr>
+          <w:ilvl w:val="0"/>
+          <w:numId w:val="1"/>
+        </w:numPr>
+        <w:autoSpaceDE w:val="0"/>
+        <w:autoSpaceDN w:val="0"/>
+        <w:adjustRightInd w:val="0"/>
+        <w:spacing w:after="0" w:line="240" w:lineRule="auto"/>
+        <w:jc w:val="both"/>
+        <w:rPr>
+          <w:rFonts w:ascii="Arial" w:hAnsi="Arial" w:cs="Arial"/>
+          <w:color w:val="000000"/>
+          <w:kern w:val="0"/>
+        </w:rPr>
+      </w:pPr>
+      <w:r>
+        <w:rPr>
+          <w:rFonts w:ascii="Arial" w:hAnsi="Arial" w:cs="Arial"/>
+          <w:color w:val="000000"/>
+          <w:kern w:val="0"/>
+        </w:rPr>
+        <w:t xml:space="preserve">A empresa local de abastecimento de água, a Saneamento Básico da Cidade (SBC), está promovendo uma campanha de conservação de água, distribuindo cartilhas e promovendo ações demonstrando a importância da água para a vida e para o meio ambiente. Para incentivar mais ainda a economia de água, a SBC alterou os preços de seu </w:t>
+      </w:r>
+      <w:r>
+        <w:rPr>
+          <w:rFonts w:ascii="Arial" w:hAnsi="Arial" w:cs="Arial"/>
+          <w:color w:val="000000"/>
+          <w:kern w:val="0"/>
+        </w:rPr>
+        <w:lastRenderedPageBreak/>
+        <w:t xml:space="preserve">fornecimento de forma que, proporcionalmente, aqueles clientes que consumirem menos água paguem menos pelo metro cúbico. </w:t>
+      </w:r>
+    </w:p>
+    <w:p>
+      <w:pPr>
+        <w:pStyle w:val="PargrafodaLista"/>
+        <w:autoSpaceDE w:val="0"/>
+        <w:autoSpaceDN w:val="0"/>
+        <w:adjustRightInd w:val="0"/>
+        <w:spacing w:after="0" w:line="240" w:lineRule="auto"/>
+        <w:jc w:val="both"/>
+        <w:rPr>
+          <w:rFonts w:ascii="Arial" w:hAnsi="Arial" w:cs="Arial"/>
+          <w:color w:val="000000"/>
+          <w:kern w:val="0"/>
+        </w:rPr>
+      </w:pPr>
+      <w:r>
+        <w:rPr>
+          <w:rFonts w:ascii="Arial" w:hAnsi="Arial" w:cs="Arial"/>
+          <w:color w:val="000000"/>
+          <w:kern w:val="0"/>
+        </w:rPr>
+        <w:t>Todo cliente paga mensalmente uma assinatura de R$ 7, que inclui uma franquia de 10 m3 de água. Isto é, para qualquer consumo entre 0 e 10 m3, o consumidor paga a mesma quantia de R$ 7 reais (note que o valor da assinatura deve ser pago mesmo que o consumidor não tenha consumido água). Acima de 10 m3, cada metro cúbico subsequente tem um valor diferente, dependendo da faixa de consumo. A SBC cobra apenas por quantidades inteiras de metros cúbicos consumidos. A tabela abaixo especifica o preço por metro cúbico para cada faixa de consumo:</w:t>
+      </w:r>
+    </w:p>
+    <w:tbl>
+      <w:tblPr>
+        <w:tblStyle w:val="Tabelacomgrade"/>
+        <w:tblW w:w="0" w:type="auto"/>
+        <w:tblInd w:w="720" w:type="dxa"/>
+        <w:tblLook w:val="04A0" w:firstRow="1" w:lastRow="0" w:firstColumn="1" w:lastColumn="0" w:noHBand="0" w:noVBand="1"/>
+      </w:tblPr>
+      <w:tblGrid>
+        <w:gridCol w:w="3891"/>
+        <w:gridCol w:w="3883"/>
+      </w:tblGrid>
+      <w:tr>
+        <w:tc>
+          <w:tcPr>
+            <w:tcW w:w="3891" w:type="dxa"/>
+          </w:tcPr>
+          <w:p>
+            <w:pPr>
+              <w:pStyle w:val="Default"/>
+              <w:jc w:val="both"/>
+              <w:rPr>
+                <w:rFonts w:ascii="Arial" w:hAnsi="Arial" w:cs="Arial"/>
+              </w:rPr>
+            </w:pPr>
+            <w:r>
+              <w:rPr>
+                <w:rFonts w:ascii="Arial" w:hAnsi="Arial" w:cs="Arial"/>
+              </w:rPr>
+              <w:t xml:space="preserve">Faixa de Consumo (m3) </w:t>
+            </w:r>
+          </w:p>
+        </w:tc>
+        <w:tc>
+          <w:tcPr>
+            <w:tcW w:w="3883" w:type="dxa"/>
+          </w:tcPr>
+          <w:p>
+            <w:pPr>
+              <w:pStyle w:val="Default"/>
+              <w:jc w:val="both"/>
+              <w:rPr>
+                <w:rFonts w:ascii="Arial" w:hAnsi="Arial" w:cs="Arial"/>
+              </w:rPr>
+            </w:pPr>
+            <w:r>
+              <w:rPr>
+                <w:rFonts w:ascii="Arial" w:hAnsi="Arial" w:cs="Arial"/>
+              </w:rPr>
+              <w:t xml:space="preserve">Preço (por m3) </w:t>
+            </w:r>
+          </w:p>
+        </w:tc>
+      </w:tr>
+      <w:tr>
+        <w:tc>
+          <w:tcPr>
+            <w:tcW w:w="3891" w:type="dxa"/>
+          </w:tcPr>
+          <w:p>
+            <w:pPr>
+              <w:pStyle w:val="Default"/>
+              <w:jc w:val="both"/>
+              <w:rPr>
+                <w:rFonts w:ascii="Arial" w:hAnsi="Arial" w:cs="Arial"/>
+              </w:rPr>
+            </w:pPr>
+            <w:r>
+              <w:rPr>
+                <w:rFonts w:ascii="Arial" w:hAnsi="Arial" w:cs="Arial"/>
+              </w:rPr>
+              <w:t xml:space="preserve">até 10 </w:t>
+            </w:r>
+          </w:p>
+        </w:tc>
+        <w:tc>
+          <w:tcPr>
+            <w:tcW w:w="3883" w:type="dxa"/>
+          </w:tcPr>
+          <w:p>
+            <w:pPr>
+              <w:pStyle w:val="Default"/>
+              <w:jc w:val="both"/>
+              <w:rPr>
+                <w:rFonts w:ascii="Arial" w:hAnsi="Arial" w:cs="Arial"/>
+              </w:rPr>
+            </w:pPr>
+            <w:r>
+              <w:rPr>
+                <w:rFonts w:ascii="Arial" w:hAnsi="Arial" w:cs="Arial"/>
+              </w:rPr>
+              <w:t xml:space="preserve">incluído na franquia </w:t>
+            </w:r>
+          </w:p>
+        </w:tc>
+      </w:tr>
+      <w:tr>
+        <w:tc>
+          <w:tcPr>
+            <w:tcW w:w="3891" w:type="dxa"/>
+          </w:tcPr>
+          <w:p>
+            <w:pPr>
+              <w:pStyle w:val="Default"/>
+              <w:jc w:val="both"/>
+              <w:rPr>
+                <w:rFonts w:ascii="Arial" w:hAnsi="Arial" w:cs="Arial"/>
+              </w:rPr>
+            </w:pPr>
+            <w:r>
+              <w:rPr>
+                <w:rFonts w:ascii="Arial" w:hAnsi="Arial" w:cs="Arial"/>
+              </w:rPr>
+              <w:t xml:space="preserve">11 a 30 </w:t>
+            </w:r>
+          </w:p>
+        </w:tc>
+        <w:tc>
+          <w:tcPr>
+            <w:tcW w:w="3883" w:type="dxa"/>
+          </w:tcPr>
+          <w:p>
+            <w:pPr>
+              <w:pStyle w:val="PargrafodaLista"/>
+              <w:autoSpaceDE w:val="0"/>
+              <w:autoSpaceDN w:val="0"/>
+              <w:adjustRightInd w:val="0"/>
+              <w:ind w:left="0"/>
+              <w:jc w:val="both"/>
+              <w:rPr>
+                <w:rFonts w:ascii="Arial" w:hAnsi="Arial" w:cs="Arial"/>
+                <w:color w:val="000000"/>
+                <w:kern w:val="0"/>
+              </w:rPr>
+            </w:pPr>
+            <w:r>
+              <w:rPr>
+                <w:rFonts w:ascii="Arial" w:hAnsi="Arial" w:cs="Arial"/>
+                <w:color w:val="000000"/>
+                <w:kern w:val="0"/>
+              </w:rPr>
+              <w:t>R$1,00</w:t>
+            </w:r>
+          </w:p>
+        </w:tc>
+      </w:tr>
+      <w:tr>
+        <w:tc>
+          <w:tcPr>
+            <w:tcW w:w="3891" w:type="dxa"/>
+          </w:tcPr>
+          <w:p>
+            <w:pPr>
+              <w:pStyle w:val="Default"/>
+              <w:jc w:val="both"/>
+              <w:rPr>
+                <w:rFonts w:ascii="Arial" w:hAnsi="Arial" w:cs="Arial"/>
+              </w:rPr>
+            </w:pPr>
+            <w:r>
+              <w:rPr>
+                <w:rFonts w:ascii="Arial" w:hAnsi="Arial" w:cs="Arial"/>
+              </w:rPr>
+              <w:t xml:space="preserve">31 a 100 </w:t>
+            </w:r>
+          </w:p>
+        </w:tc>
+        <w:tc>
+          <w:tcPr>
+            <w:tcW w:w="3883" w:type="dxa"/>
+          </w:tcPr>
+          <w:p>
+            <w:pPr>
+              <w:pStyle w:val="PargrafodaLista"/>
+              <w:autoSpaceDE w:val="0"/>
+              <w:autoSpaceDN w:val="0"/>
+              <w:adjustRightInd w:val="0"/>
+              <w:ind w:left="0"/>
+              <w:jc w:val="both"/>
+              <w:rPr>
+                <w:rFonts w:ascii="Arial" w:hAnsi="Arial" w:cs="Arial"/>
+                <w:color w:val="000000"/>
+                <w:kern w:val="0"/>
+              </w:rPr>
+            </w:pPr>
+            <w:r>
+              <w:rPr>
+                <w:rFonts w:ascii="Arial" w:hAnsi="Arial" w:cs="Arial"/>
+                <w:color w:val="000000"/>
+                <w:kern w:val="0"/>
+              </w:rPr>
+              <w:t>R$2,00</w:t>
+            </w:r>
+          </w:p>
+        </w:tc>
+      </w:tr>
+      <w:tr>
+        <w:tc>
+          <w:tcPr>
+            <w:tcW w:w="3891" w:type="dxa"/>
+          </w:tcPr>
+          <w:p>
+            <w:pPr>
+              <w:pStyle w:val="PargrafodaLista"/>
+              <w:autoSpaceDE w:val="0"/>
+              <w:autoSpaceDN w:val="0"/>
+              <w:adjustRightInd w:val="0"/>
+              <w:ind w:left="0"/>
+              <w:jc w:val="both"/>
+              <w:rPr>
+                <w:rFonts w:ascii="Arial" w:hAnsi="Arial" w:cs="Arial"/>
+                <w:color w:val="000000"/>
+                <w:kern w:val="0"/>
+              </w:rPr>
+            </w:pPr>
+            <w:r>
+              <w:rPr>
+                <w:rFonts w:ascii="Arial" w:hAnsi="Arial" w:cs="Arial"/>
+                <w:color w:val="000000"/>
+                <w:kern w:val="0"/>
+              </w:rPr>
+              <w:t>Acima de 100</w:t>
+            </w:r>
+          </w:p>
+        </w:tc>
+        <w:tc>
+          <w:tcPr>
+            <w:tcW w:w="3883" w:type="dxa"/>
+          </w:tcPr>
+          <w:p>
+            <w:pPr>
+              <w:pStyle w:val="PargrafodaLista"/>
+              <w:autoSpaceDE w:val="0"/>
+              <w:autoSpaceDN w:val="0"/>
+              <w:adjustRightInd w:val="0"/>
+              <w:ind w:left="0"/>
+              <w:jc w:val="both"/>
+              <w:rPr>
+                <w:rFonts w:ascii="Arial" w:hAnsi="Arial" w:cs="Arial"/>
+                <w:color w:val="000000"/>
+                <w:kern w:val="0"/>
+              </w:rPr>
+            </w:pPr>
+            <w:r>
+              <w:rPr>
+                <w:rFonts w:ascii="Arial" w:hAnsi="Arial" w:cs="Arial"/>
+                <w:color w:val="000000"/>
+                <w:kern w:val="0"/>
+              </w:rPr>
+              <w:t>R$5,00</w:t>
+            </w:r>
+          </w:p>
+        </w:tc>
+      </w:tr>
+    </w:tbl>
+    <w:p>
+      <w:pPr>
+        <w:pStyle w:val="PargrafodaLista"/>
+        <w:autoSpaceDE w:val="0"/>
+        <w:autoSpaceDN w:val="0"/>
+        <w:adjustRightInd w:val="0"/>
+        <w:spacing w:after="0" w:line="240" w:lineRule="auto"/>
+        <w:jc w:val="both"/>
+        <w:rPr>
+          <w:rFonts w:ascii="Arial" w:hAnsi="Arial" w:cs="Arial"/>
+          <w:color w:val="000000"/>
+          <w:kern w:val="0"/>
+        </w:rPr>
+      </w:pPr>
+      <w:r>
+        <w:rPr>
+          <w:rFonts w:ascii="Arial" w:hAnsi="Arial" w:cs="Arial"/>
+          <w:color w:val="000000"/>
+          <w:kern w:val="0"/>
+        </w:rPr>
+        <w:t>Assim, por exemplo, se o consumo foi de 120 m3, o valor da conta é:</w:t>
+      </w:r>
+    </w:p>
+    <w:p>
+      <w:pPr>
+        <w:pStyle w:val="PargrafodaLista"/>
+        <w:numPr>
+          <w:ilvl w:val="1"/>
+          <w:numId w:val="14"/>
+        </w:numPr>
+        <w:spacing w:after="0"/>
+        <w:jc w:val="both"/>
+        <w:rPr>
+          <w:rFonts w:ascii="Arial" w:hAnsi="Arial" w:cs="Arial"/>
+          <w:color w:val="000000"/>
+          <w:kern w:val="0"/>
+        </w:rPr>
+      </w:pPr>
+      <w:r>
+        <w:rPr>
+          <w:rFonts w:ascii="Arial" w:hAnsi="Arial" w:cs="Arial"/>
+          <w:color w:val="000000"/>
+          <w:kern w:val="0"/>
+        </w:rPr>
+        <w:t xml:space="preserve">7 reais da assinatura básica; </w:t>
+      </w:r>
+    </w:p>
+    <w:p>
+      <w:pPr>
+        <w:pStyle w:val="PargrafodaLista"/>
+        <w:numPr>
+          <w:ilvl w:val="4"/>
+          <w:numId w:val="16"/>
+        </w:numPr>
+        <w:spacing w:after="0"/>
+        <w:jc w:val="both"/>
+        <w:rPr>
+          <w:rFonts w:ascii="Arial" w:hAnsi="Arial" w:cs="Arial"/>
+          <w:color w:val="000000"/>
+          <w:kern w:val="0"/>
+        </w:rPr>
+      </w:pPr>
+      <w:r>
+        <w:rPr>
+          <w:rFonts w:ascii="Arial" w:hAnsi="Arial" w:cs="Arial"/>
+          <w:color w:val="000000"/>
+          <w:kern w:val="0"/>
+        </w:rPr>
+        <w:t xml:space="preserve">20 reais pelo consumo no intervalo 11 — 30 m3; </w:t>
+      </w:r>
+    </w:p>
+    <w:p>
+      <w:pPr>
+        <w:pStyle w:val="PargrafodaLista"/>
+        <w:numPr>
+          <w:ilvl w:val="4"/>
+          <w:numId w:val="16"/>
+        </w:numPr>
+        <w:spacing w:after="0"/>
+        <w:jc w:val="both"/>
+        <w:rPr>
+          <w:rFonts w:ascii="Arial" w:hAnsi="Arial" w:cs="Arial"/>
+          <w:color w:val="000000"/>
+          <w:kern w:val="0"/>
+        </w:rPr>
+      </w:pPr>
+      <w:r>
+        <w:rPr>
+          <w:rFonts w:ascii="Arial" w:hAnsi="Arial" w:cs="Arial"/>
+          <w:color w:val="000000"/>
+          <w:kern w:val="0"/>
+        </w:rPr>
+        <w:t xml:space="preserve">140 reais pelo consumo no intervalo 31 — 100 m3; </w:t>
+      </w:r>
+    </w:p>
+    <w:p>
+      <w:pPr>
+        <w:pStyle w:val="PargrafodaLista"/>
+        <w:numPr>
+          <w:ilvl w:val="4"/>
+          <w:numId w:val="16"/>
+        </w:numPr>
+        <w:jc w:val="both"/>
+        <w:rPr>
+          <w:rFonts w:ascii="Arial" w:hAnsi="Arial" w:cs="Arial"/>
+          <w:color w:val="000000"/>
+          <w:kern w:val="0"/>
+        </w:rPr>
+      </w:pPr>
+      <w:r>
+        <w:rPr>
+          <w:rFonts w:ascii="Arial" w:hAnsi="Arial" w:cs="Arial"/>
+          <w:color w:val="000000"/>
+          <w:kern w:val="0"/>
+        </w:rPr>
+        <w:t xml:space="preserve">100 reais pelo consumo no intervalo 101 — 120 m3. </w:t>
+      </w:r>
+    </w:p>
+    <w:p>
+      <w:pPr>
+        <w:pStyle w:val="PargrafodaLista"/>
+        <w:autoSpaceDE w:val="0"/>
+        <w:autoSpaceDN w:val="0"/>
+        <w:adjustRightInd w:val="0"/>
+        <w:spacing w:after="0" w:line="240" w:lineRule="auto"/>
+        <w:rPr>
+          <w:rFonts w:ascii="Arial" w:hAnsi="Arial" w:cs="Arial"/>
+          <w:color w:val="000000"/>
+          <w:kern w:val="0"/>
+        </w:rPr>
+      </w:pPr>
+      <w:r>
+        <w:rPr>
+          <w:rFonts w:ascii="Arial" w:hAnsi="Arial" w:cs="Arial"/>
+          <w:color w:val="000000"/>
+          <w:kern w:val="0"/>
+        </w:rPr>
+        <w:t xml:space="preserve">Logo, o valor total da conta de água é R$ 267. </w:t>
+      </w:r>
+    </w:p>
+    <w:p>
+      <w:pPr>
+        <w:ind w:left="720"/>
+        <w:jc w:val="both"/>
+        <w:rPr>
+          <w:rFonts w:ascii="Arial" w:hAnsi="Arial" w:cs="Arial"/>
+          <w:color w:val="000000"/>
+          <w:kern w:val="0"/>
+        </w:rPr>
+      </w:pPr>
+      <w:r>
+        <w:rPr>
+          <w:rFonts w:ascii="Arial" w:hAnsi="Arial" w:cs="Arial"/>
+          <w:color w:val="000000"/>
+          <w:kern w:val="0"/>
+        </w:rPr>
+        <w:t>Escreva um programa que, dado o consumo de em m3, calcula o valor da conta de água daquela residência.</w:t>
+      </w:r>
+    </w:p>
+    <w:p>
+      <w:pPr>
+        <w:pStyle w:val="PargrafodaLista"/>
+        <w:numPr>
+          <w:ilvl w:val="0"/>
+          <w:numId w:val="1"/>
+        </w:numPr>
+        <w:autoSpaceDE w:val="0"/>
+        <w:autoSpaceDN w:val="0"/>
+        <w:adjustRightInd w:val="0"/>
+        <w:spacing w:after="0" w:line="240" w:lineRule="auto"/>
+        <w:jc w:val="both"/>
+        <w:rPr>
+          <w:rFonts w:ascii="Arial" w:hAnsi="Arial" w:cs="Arial"/>
+        </w:rPr>
+      </w:pPr>
+      <w:r>
+        <w:rPr>
+          <w:rFonts w:ascii="Arial" w:hAnsi="Arial" w:cs="Arial"/>
+        </w:rPr>
+        <w:t>Toda apresentação de trabalho tem seus requisitos mínimos, que precisam ser atendidos, caso contrário, o trabalho não é aceito e o aluno fica com nota 0. A apresentação de Programação 1 está chegando, e o Professor José deixou claro que se os trabalhos não passassem por todos os requisitos mínimos, ele não iria julgar o trabalho. Eis os requisitos</w:t>
+      </w:r>
+      <w:r>
+        <w:rPr>
+          <w:rFonts w:ascii="Arial" w:hAnsi="Arial" w:cs="Arial"/>
+        </w:rPr>
+        <w:t>:</w:t>
+      </w:r>
+    </w:p>
+    <w:p>
+      <w:pPr>
+        <w:autoSpaceDE w:val="0"/>
+        <w:autoSpaceDN w:val="0"/>
+        <w:adjustRightInd w:val="0"/>
+        <w:spacing w:after="0" w:line="240" w:lineRule="auto"/>
+        <w:ind w:left="360" w:firstLine="348"/>
+        <w:jc w:val="both"/>
+        <w:rPr>
+          <w:rFonts w:ascii="Arial" w:hAnsi="Arial" w:cs="Arial"/>
+          <w:color w:val="000000"/>
+          <w:kern w:val="0"/>
+        </w:rPr>
+      </w:pPr>
+    </w:p>
+    <w:p>
+      <w:pPr>
+        <w:autoSpaceDE w:val="0"/>
+        <w:autoSpaceDN w:val="0"/>
+        <w:adjustRightInd w:val="0"/>
+        <w:spacing w:after="0" w:line="240" w:lineRule="auto"/>
+        <w:ind w:left="360" w:firstLine="348"/>
+        <w:jc w:val="both"/>
+        <w:rPr>
+          <w:rFonts w:ascii="Arial" w:hAnsi="Arial" w:cs="Arial"/>
+          <w:color w:val="000000"/>
+          <w:kern w:val="0"/>
+        </w:rPr>
+      </w:pPr>
+      <w:r>
+        <w:rPr>
+          <w:rFonts w:ascii="Arial" w:hAnsi="Arial" w:cs="Arial"/>
+          <w:color w:val="000000"/>
+          <w:kern w:val="0"/>
+        </w:rPr>
+        <w:t xml:space="preserve">Requisito 1: Interface gráfica ou Inteligência Artificial. </w:t>
+      </w:r>
+    </w:p>
+    <w:p>
+      <w:pPr>
+        <w:autoSpaceDE w:val="0"/>
+        <w:autoSpaceDN w:val="0"/>
+        <w:adjustRightInd w:val="0"/>
+        <w:spacing w:after="0" w:line="240" w:lineRule="auto"/>
+        <w:ind w:left="360" w:firstLine="348"/>
+        <w:jc w:val="both"/>
+        <w:rPr>
+          <w:rFonts w:ascii="Arial" w:hAnsi="Arial" w:cs="Arial"/>
+          <w:color w:val="000000"/>
+          <w:kern w:val="0"/>
+        </w:rPr>
+      </w:pPr>
+      <w:r>
+        <w:rPr>
+          <w:rFonts w:ascii="Arial" w:hAnsi="Arial" w:cs="Arial"/>
+          <w:color w:val="000000"/>
+          <w:kern w:val="0"/>
+        </w:rPr>
+        <w:t xml:space="preserve">Requisito 2: Encapsulamento e Indentação. </w:t>
+      </w:r>
+    </w:p>
+    <w:p>
+      <w:pPr>
+        <w:pStyle w:val="PargrafodaLista"/>
+        <w:autoSpaceDE w:val="0"/>
+        <w:autoSpaceDN w:val="0"/>
+        <w:adjustRightInd w:val="0"/>
+        <w:spacing w:after="0" w:line="240" w:lineRule="auto"/>
+        <w:jc w:val="both"/>
+        <w:rPr>
+          <w:rFonts w:ascii="Arial" w:hAnsi="Arial" w:cs="Arial"/>
+          <w:color w:val="000000"/>
+          <w:kern w:val="0"/>
+        </w:rPr>
+      </w:pPr>
+      <w:r>
+        <w:rPr>
+          <w:rFonts w:ascii="Arial" w:hAnsi="Arial" w:cs="Arial"/>
+          <w:color w:val="000000"/>
+          <w:kern w:val="0"/>
+        </w:rPr>
+        <w:t xml:space="preserve">Requisito 3: Uso de </w:t>
+      </w:r>
+      <w:proofErr w:type="spellStart"/>
+      <w:r>
+        <w:rPr>
+          <w:rFonts w:ascii="Arial" w:hAnsi="Arial" w:cs="Arial"/>
+          <w:color w:val="000000"/>
+          <w:kern w:val="0"/>
+        </w:rPr>
+        <w:t>Structs</w:t>
+      </w:r>
+      <w:proofErr w:type="spellEnd"/>
+      <w:r>
+        <w:rPr>
+          <w:rFonts w:ascii="Arial" w:hAnsi="Arial" w:cs="Arial"/>
+          <w:color w:val="000000"/>
+          <w:kern w:val="0"/>
+        </w:rPr>
+        <w:t xml:space="preserve"> </w:t>
+      </w:r>
+    </w:p>
+    <w:p>
+      <w:pPr>
+        <w:pStyle w:val="PargrafodaLista"/>
+        <w:autoSpaceDE w:val="0"/>
+        <w:autoSpaceDN w:val="0"/>
+        <w:adjustRightInd w:val="0"/>
+        <w:spacing w:after="0" w:line="240" w:lineRule="auto"/>
+        <w:jc w:val="both"/>
+        <w:rPr>
+          <w:rFonts w:ascii="Arial" w:hAnsi="Arial" w:cs="Arial"/>
+          <w:color w:val="000000"/>
+          <w:kern w:val="0"/>
+        </w:rPr>
+      </w:pPr>
+    </w:p>
+    <w:p>
+      <w:pPr>
+        <w:pStyle w:val="PargrafodaLista"/>
+        <w:autoSpaceDE w:val="0"/>
+        <w:autoSpaceDN w:val="0"/>
+        <w:adjustRightInd w:val="0"/>
+        <w:spacing w:after="0" w:line="240" w:lineRule="auto"/>
+        <w:jc w:val="both"/>
+        <w:rPr>
+          <w:rFonts w:ascii="Arial" w:hAnsi="Arial" w:cs="Arial"/>
+          <w:color w:val="000000"/>
+          <w:kern w:val="0"/>
+        </w:rPr>
+      </w:pPr>
+      <w:r>
+        <w:rPr>
+          <w:rFonts w:ascii="Arial" w:hAnsi="Arial" w:cs="Arial"/>
+          <w:color w:val="000000"/>
+          <w:kern w:val="0"/>
+        </w:rPr>
+        <w:t xml:space="preserve">Dada a entrada, descubra se o aluno ficou com 0 ou o seu trabalho será avaliado. </w:t>
+      </w:r>
+    </w:p>
+    <w:p>
+      <w:pPr>
+        <w:pStyle w:val="PargrafodaLista"/>
+        <w:autoSpaceDE w:val="0"/>
+        <w:autoSpaceDN w:val="0"/>
+        <w:adjustRightInd w:val="0"/>
+        <w:spacing w:after="0" w:line="240" w:lineRule="auto"/>
+        <w:jc w:val="both"/>
+        <w:rPr>
+          <w:rFonts w:ascii="Arial" w:hAnsi="Arial" w:cs="Arial"/>
+          <w:color w:val="000000"/>
+          <w:kern w:val="0"/>
+        </w:rPr>
+      </w:pPr>
+      <w:r>
+        <w:rPr>
+          <w:rFonts w:ascii="Arial" w:hAnsi="Arial" w:cs="Arial"/>
+          <w:color w:val="000000"/>
+          <w:kern w:val="0"/>
+        </w:rPr>
+        <w:t xml:space="preserve">A entrada é composta de 5 números, representando respectivamente: Interface Gráfica, Inteligência Artificial, Encapsulamento, Indentação e </w:t>
+      </w:r>
+      <w:proofErr w:type="spellStart"/>
+      <w:r>
+        <w:rPr>
+          <w:rFonts w:ascii="Arial" w:hAnsi="Arial" w:cs="Arial"/>
+          <w:color w:val="000000"/>
+          <w:kern w:val="0"/>
+        </w:rPr>
+        <w:t>Structs</w:t>
+      </w:r>
+      <w:proofErr w:type="spellEnd"/>
+      <w:r>
+        <w:rPr>
+          <w:rFonts w:ascii="Arial" w:hAnsi="Arial" w:cs="Arial"/>
+          <w:color w:val="000000"/>
+          <w:kern w:val="0"/>
+        </w:rPr>
+        <w:t xml:space="preserve">. </w:t>
+      </w:r>
+    </w:p>
+    <w:p>
+      <w:pPr>
+        <w:pStyle w:val="PargrafodaLista"/>
+        <w:autoSpaceDE w:val="0"/>
+        <w:autoSpaceDN w:val="0"/>
+        <w:adjustRightInd w:val="0"/>
+        <w:spacing w:after="0" w:line="240" w:lineRule="auto"/>
+        <w:jc w:val="both"/>
+        <w:rPr>
+          <w:rFonts w:ascii="Arial" w:hAnsi="Arial" w:cs="Arial"/>
+          <w:color w:val="000000"/>
+          <w:kern w:val="0"/>
+        </w:rPr>
+      </w:pPr>
+      <w:r>
+        <w:rPr>
+          <w:rFonts w:ascii="Arial" w:hAnsi="Arial" w:cs="Arial"/>
+          <w:color w:val="000000"/>
+          <w:kern w:val="0"/>
+        </w:rPr>
+        <w:t xml:space="preserve">Os números podem ser: </w:t>
+      </w:r>
+    </w:p>
+    <w:p>
+      <w:pPr>
+        <w:pStyle w:val="PargrafodaLista"/>
+        <w:numPr>
+          <w:ilvl w:val="0"/>
+          <w:numId w:val="18"/>
+        </w:numPr>
+        <w:autoSpaceDE w:val="0"/>
+        <w:autoSpaceDN w:val="0"/>
+        <w:adjustRightInd w:val="0"/>
+        <w:spacing w:after="0" w:line="240" w:lineRule="auto"/>
+        <w:jc w:val="both"/>
+        <w:rPr>
+          <w:rFonts w:ascii="Arial" w:hAnsi="Arial" w:cs="Arial"/>
+          <w:color w:val="000000"/>
+          <w:kern w:val="0"/>
+        </w:rPr>
+      </w:pPr>
+      <w:r>
+        <w:rPr>
+          <w:rFonts w:ascii="Arial" w:hAnsi="Arial" w:cs="Arial"/>
+          <w:color w:val="000000"/>
+          <w:kern w:val="0"/>
+        </w:rPr>
+        <w:t xml:space="preserve">Se o trabalho não possui tal quesito. </w:t>
+      </w:r>
+    </w:p>
+    <w:p>
+      <w:pPr>
+        <w:pStyle w:val="PargrafodaLista"/>
+        <w:numPr>
+          <w:ilvl w:val="0"/>
+          <w:numId w:val="18"/>
+        </w:numPr>
+        <w:autoSpaceDE w:val="0"/>
+        <w:autoSpaceDN w:val="0"/>
+        <w:adjustRightInd w:val="0"/>
+        <w:spacing w:after="0" w:line="240" w:lineRule="auto"/>
+        <w:jc w:val="both"/>
+        <w:rPr>
+          <w:rFonts w:ascii="Arial" w:hAnsi="Arial" w:cs="Arial"/>
+          <w:color w:val="000000"/>
+          <w:kern w:val="0"/>
+        </w:rPr>
+      </w:pPr>
+      <w:r>
+        <w:rPr>
+          <w:rFonts w:ascii="Arial" w:hAnsi="Arial" w:cs="Arial"/>
+          <w:color w:val="000000"/>
+          <w:kern w:val="0"/>
+        </w:rPr>
+        <w:t xml:space="preserve">Se trabalho possui tal quesito. </w:t>
+      </w:r>
+    </w:p>
+    <w:p>
+      <w:pPr>
+        <w:pStyle w:val="PargrafodaLista"/>
+        <w:autoSpaceDE w:val="0"/>
+        <w:autoSpaceDN w:val="0"/>
+        <w:adjustRightInd w:val="0"/>
+        <w:spacing w:after="0" w:line="240" w:lineRule="auto"/>
+        <w:jc w:val="both"/>
+        <w:rPr>
+          <w:rFonts w:ascii="Arial" w:hAnsi="Arial" w:cs="Arial"/>
+          <w:color w:val="000000"/>
+          <w:kern w:val="0"/>
+        </w:rPr>
+      </w:pPr>
+    </w:p>
+    <w:p>
+      <w:pPr>
+        <w:pStyle w:val="PargrafodaLista"/>
+        <w:autoSpaceDE w:val="0"/>
+        <w:autoSpaceDN w:val="0"/>
+        <w:adjustRightInd w:val="0"/>
+        <w:spacing w:after="0" w:line="240" w:lineRule="auto"/>
+        <w:jc w:val="both"/>
+        <w:rPr>
+          <w:rFonts w:ascii="Arial" w:hAnsi="Arial" w:cs="Arial"/>
+        </w:rPr>
+      </w:pPr>
+      <w:r>
+        <w:rPr>
+          <w:rFonts w:ascii="Arial" w:hAnsi="Arial" w:cs="Arial"/>
+          <w:color w:val="000000"/>
+          <w:kern w:val="0"/>
+        </w:rPr>
+        <w:t xml:space="preserve">Ao final deve escrever no vídeo o número </w:t>
+      </w:r>
+      <w:r>
+        <w:rPr>
+          <w:rFonts w:ascii="Arial" w:hAnsi="Arial" w:cs="Arial"/>
+          <w:b/>
+          <w:bCs/>
+          <w:color w:val="000000"/>
+          <w:kern w:val="0"/>
+        </w:rPr>
+        <w:t>0</w:t>
+      </w:r>
+      <w:r>
+        <w:rPr>
+          <w:rFonts w:ascii="Arial" w:hAnsi="Arial" w:cs="Arial"/>
+          <w:color w:val="000000"/>
+          <w:kern w:val="0"/>
+        </w:rPr>
+        <w:t xml:space="preserve">, se o aluno </w:t>
+      </w:r>
+      <w:r>
+        <w:rPr>
+          <w:rFonts w:ascii="Arial" w:hAnsi="Arial" w:cs="Arial"/>
+          <w:b/>
+          <w:bCs/>
+          <w:color w:val="000000"/>
+          <w:kern w:val="0"/>
+        </w:rPr>
+        <w:t xml:space="preserve">não atender aos requisitos </w:t>
+      </w:r>
+      <w:r>
+        <w:rPr>
+          <w:rFonts w:ascii="Arial" w:hAnsi="Arial" w:cs="Arial"/>
+          <w:color w:val="000000"/>
+          <w:kern w:val="0"/>
+        </w:rPr>
+        <w:t>e ficará com zero, e a frase "AVALIADO" se ele atendeu aos requisitos mínimos.</w:t>
+      </w:r>
+    </w:p>
+    <w:p>
+      <w:pPr>
+        <w:pStyle w:val="PargrafodaLista"/>
+        <w:numPr>
+          <w:ilvl w:val="0"/>
+          <w:numId w:val="1"/>
+        </w:numPr>
+        <w:autoSpaceDE w:val="0"/>
+        <w:autoSpaceDN w:val="0"/>
+        <w:adjustRightInd w:val="0"/>
+        <w:spacing w:after="0" w:line="240" w:lineRule="auto"/>
+        <w:jc w:val="both"/>
+        <w:rPr>
+          <w:rFonts w:ascii="Arial" w:hAnsi="Arial" w:cs="Arial"/>
+        </w:rPr>
+      </w:pPr>
+      <w:r>
+        <w:rPr>
+          <w:rFonts w:ascii="Arial" w:hAnsi="Arial" w:cs="Arial"/>
+        </w:rPr>
+        <w:lastRenderedPageBreak/>
+        <w:t>Nos parques de diversão, alguns brinquedos têm idade e altura mínimas para poder andar neles. O parque possui 3 brinquedos que possuem essa limitação:</w:t>
+      </w:r>
+    </w:p>
+    <w:p>
+      <w:pPr>
+        <w:pStyle w:val="PargrafodaLista"/>
+        <w:numPr>
+          <w:ilvl w:val="1"/>
+          <w:numId w:val="20"/>
+        </w:numPr>
+        <w:spacing w:after="0"/>
+        <w:jc w:val="both"/>
+        <w:rPr>
+          <w:rFonts w:ascii="Arial" w:hAnsi="Arial" w:cs="Arial"/>
+        </w:rPr>
+      </w:pPr>
+      <w:r>
+        <w:rPr>
+          <w:rFonts w:ascii="Arial" w:hAnsi="Arial" w:cs="Arial"/>
+        </w:rPr>
+        <w:t xml:space="preserve">Barca Viking: 1,5m de altura e 12 anos. </w:t>
+      </w:r>
+    </w:p>
+    <w:p>
+      <w:pPr>
+        <w:pStyle w:val="PargrafodaLista"/>
+        <w:numPr>
+          <w:ilvl w:val="1"/>
+          <w:numId w:val="20"/>
+        </w:numPr>
+        <w:spacing w:after="0"/>
+        <w:jc w:val="both"/>
+        <w:rPr>
+          <w:rFonts w:ascii="Arial" w:hAnsi="Arial" w:cs="Arial"/>
+        </w:rPr>
+      </w:pPr>
+      <w:r>
+        <w:rPr>
+          <w:rFonts w:ascii="Arial" w:hAnsi="Arial" w:cs="Arial"/>
+        </w:rPr>
+        <w:t xml:space="preserve">Elevator </w:t>
+      </w:r>
+      <w:proofErr w:type="spellStart"/>
+      <w:r>
+        <w:rPr>
+          <w:rFonts w:ascii="Arial" w:hAnsi="Arial" w:cs="Arial"/>
+        </w:rPr>
+        <w:t>of</w:t>
+      </w:r>
+      <w:proofErr w:type="spellEnd"/>
+      <w:r>
+        <w:rPr>
+          <w:rFonts w:ascii="Arial" w:hAnsi="Arial" w:cs="Arial"/>
+        </w:rPr>
+        <w:t xml:space="preserve"> Death: 1,4m de altura e 14 anos. </w:t>
+      </w:r>
+    </w:p>
+    <w:p>
+      <w:pPr>
+        <w:pStyle w:val="PargrafodaLista"/>
+        <w:numPr>
+          <w:ilvl w:val="1"/>
+          <w:numId w:val="20"/>
+        </w:numPr>
+        <w:jc w:val="both"/>
+        <w:rPr>
+          <w:rFonts w:ascii="Arial" w:hAnsi="Arial" w:cs="Arial"/>
+        </w:rPr>
+      </w:pPr>
+      <w:r>
+        <w:rPr>
+          <w:rFonts w:ascii="Arial" w:hAnsi="Arial" w:cs="Arial"/>
+        </w:rPr>
+        <w:t xml:space="preserve">Final Killer: 1,7m de altura ou 16 anos. </w:t>
+      </w:r>
+    </w:p>
+    <w:p>
+      <w:pPr>
+        <w:ind w:left="708"/>
+        <w:jc w:val="both"/>
+        <w:rPr>
+          <w:rFonts w:ascii="Arial" w:hAnsi="Arial" w:cs="Arial"/>
+        </w:rPr>
+      </w:pPr>
+      <w:r>
+        <w:rPr>
+          <w:rFonts w:ascii="Arial" w:hAnsi="Arial" w:cs="Arial"/>
+        </w:rPr>
+        <w:t>Dada a altura e a idade de uma pessoa, faça um programa que identifique quantos</w:t>
+      </w:r>
+      <w:r>
+        <w:rPr>
+          <w:rFonts w:ascii="Arial" w:hAnsi="Arial" w:cs="Arial"/>
+        </w:rPr>
+        <w:t xml:space="preserve"> </w:t>
+      </w:r>
+      <w:r>
+        <w:rPr>
+          <w:rFonts w:ascii="Arial" w:hAnsi="Arial" w:cs="Arial"/>
+        </w:rPr>
+        <w:t>brinquedos ele pode andar</w:t>
+      </w:r>
+    </w:p>
+    <w:p>
+      <w:pPr>
+        <w:pStyle w:val="PargrafodaLista"/>
+        <w:numPr>
+          <w:ilvl w:val="0"/>
+          <w:numId w:val="1"/>
+        </w:numPr>
+        <w:autoSpaceDE w:val="0"/>
+        <w:autoSpaceDN w:val="0"/>
+        <w:adjustRightInd w:val="0"/>
+        <w:spacing w:after="0" w:line="240" w:lineRule="auto"/>
+        <w:jc w:val="both"/>
+        <w:rPr>
+          <w:rFonts w:ascii="Arial" w:hAnsi="Arial" w:cs="Arial"/>
+        </w:rPr>
+      </w:pPr>
+      <w:r>
+        <w:rPr>
+          <w:rFonts w:ascii="Arial" w:hAnsi="Arial" w:cs="Arial"/>
+        </w:rPr>
+        <w:t>Genival tem muito medo de ter diabetes e, por isso, o médico pediu que ele medisse sua glicose ao longo do dia para ver se ela estava controlada. Escreva um programa que receba como entrada 4 quatro medições dos valores da taxa de glicose de Genival, para cada valor informado informe NORMAL ou ALTERADA e ao final calcule a glicose média observada naquele dia.</w:t>
+      </w:r>
+      <w:r>
+        <w:rPr>
+          <w:rFonts w:ascii="Arial" w:hAnsi="Arial" w:cs="Arial"/>
+        </w:rPr>
+        <w:t xml:space="preserve"> </w:t>
+      </w:r>
+      <w:r>
+        <w:rPr>
+          <w:rFonts w:ascii="Arial" w:hAnsi="Arial" w:cs="Arial"/>
+        </w:rPr>
+        <w:t>Caso esse valor seja inferior a 110, o programa deve exibir a mensagem NORMAL, se tiver entre 110 e 125 exibir a mensagem ALTERADA; acima de 125, a mensagem exibida deve ser MUITO ALTA.</w:t>
+      </w:r>
+    </w:p>
+    <w:p>
+      <w:pPr>
+        <w:pStyle w:val="PargrafodaLista"/>
+        <w:numPr>
+          <w:ilvl w:val="0"/>
+          <w:numId w:val="1"/>
+        </w:numPr>
+        <w:autoSpaceDE w:val="0"/>
+        <w:autoSpaceDN w:val="0"/>
+        <w:adjustRightInd w:val="0"/>
+        <w:spacing w:after="0" w:line="240" w:lineRule="auto"/>
+        <w:jc w:val="both"/>
+        <w:rPr>
+          <w:rFonts w:ascii="Arial" w:hAnsi="Arial" w:cs="Arial"/>
+        </w:rPr>
+      </w:pPr>
+      <w:r>
+        <w:rPr>
+          <w:rFonts w:ascii="Arial" w:hAnsi="Arial" w:cs="Arial"/>
+        </w:rPr>
+        <w:t>Um posto de combustíveis deseja determinar qual de seus produtos tem a preferência de seus clientes. Escreva um programa para ler o tipo de combustível abastecido (codificado da seguinte forma: 1. Álcool 2. Gasolina 3. Diesel) e a quantidade de litros anotados em 5 abastecimentos realizados</w:t>
+      </w:r>
+      <w:r>
+        <w:rPr>
+          <w:rFonts w:ascii="Arial" w:hAnsi="Arial" w:cs="Arial"/>
+        </w:rPr>
+        <w:t xml:space="preserve">. </w:t>
+      </w:r>
+      <w:r>
+        <w:rPr>
+          <w:rFonts w:ascii="Arial" w:hAnsi="Arial" w:cs="Arial"/>
+        </w:rPr>
+        <w:t>A entrada contém um valor inteiro referente ao tipo do combustível e um outro real contendo a quantidade de litros e na saída deve ser escrito a quantidade de clientes que abasteceram cada tipo de combustível com a respectiva quantidade de litros, conforme expresso na coluna saída do quadro abaixo.</w:t>
+      </w:r>
+    </w:p>
+    <w:p>
+      <w:pPr>
+        <w:pStyle w:val="PargrafodaLista"/>
+        <w:numPr>
+          <w:ilvl w:val="0"/>
+          <w:numId w:val="1"/>
+        </w:numPr>
+        <w:autoSpaceDE w:val="0"/>
+        <w:autoSpaceDN w:val="0"/>
+        <w:adjustRightInd w:val="0"/>
+        <w:spacing w:after="0" w:line="240" w:lineRule="auto"/>
+        <w:jc w:val="both"/>
+        <w:rPr>
+          <w:rFonts w:ascii="Arial" w:hAnsi="Arial" w:cs="Arial"/>
+        </w:rPr>
+      </w:pPr>
+      <w:r>
+        <w:rPr>
+          <w:rFonts w:ascii="Arial" w:hAnsi="Arial" w:cs="Arial"/>
+        </w:rPr>
+        <w:t xml:space="preserve">Elabore um programa que permita receber o </w:t>
+      </w:r>
+      <w:r>
+        <w:rPr>
+          <w:rFonts w:ascii="Arial" w:hAnsi="Arial" w:cs="Arial"/>
+        </w:rPr>
+        <w:t xml:space="preserve">sexo, o </w:t>
+      </w:r>
+      <w:r>
+        <w:rPr>
+          <w:rFonts w:ascii="Arial" w:hAnsi="Arial" w:cs="Arial"/>
+        </w:rPr>
+        <w:t xml:space="preserve">peso e a altura de uma pessoa adulta. O programa deverá exibir uma das seguintes mensagens: “Parabéns peso ideal”, “Engorde XXX Kg” ou “Emagreça XXX Kg” de acordo com a </w:t>
+      </w:r>
+      <w:r>
+        <w:rPr>
+          <w:rFonts w:ascii="Arial" w:hAnsi="Arial" w:cs="Arial"/>
+        </w:rPr>
+        <w:t xml:space="preserve">fórmula </w:t>
+      </w:r>
+      <w:r>
+        <w:rPr>
+          <w:rFonts w:ascii="Arial" w:hAnsi="Arial" w:cs="Arial"/>
+        </w:rPr>
+        <w:t>abaixo:</w:t>
+      </w:r>
+    </w:p>
+    <w:p>
+      <w:pPr>
+        <w:pStyle w:val="PargrafodaLista"/>
+        <w:numPr>
+          <w:ilvl w:val="1"/>
+          <w:numId w:val="1"/>
+        </w:numPr>
+        <w:spacing w:after="0"/>
+        <w:jc w:val="both"/>
+        <w:rPr>
+          <w:rFonts w:ascii="Arial" w:hAnsi="Arial" w:cs="Arial"/>
+        </w:rPr>
+      </w:pPr>
+      <w:r>
+        <w:rPr>
+          <w:rFonts w:ascii="Arial" w:hAnsi="Arial" w:cs="Arial"/>
+        </w:rPr>
+        <w:t xml:space="preserve">para homens: (72.7 * h) – 58; </w:t>
+      </w:r>
+    </w:p>
+    <w:p>
+      <w:pPr>
+        <w:pStyle w:val="PargrafodaLista"/>
+        <w:numPr>
+          <w:ilvl w:val="1"/>
+          <w:numId w:val="1"/>
+        </w:numPr>
+        <w:jc w:val="both"/>
+        <w:rPr>
+          <w:rFonts w:ascii="Arial" w:hAnsi="Arial" w:cs="Arial"/>
+        </w:rPr>
+      </w:pPr>
+      <w:r>
+        <w:rPr>
+          <w:rFonts w:ascii="Arial" w:hAnsi="Arial" w:cs="Arial"/>
+        </w:rPr>
+        <w:t xml:space="preserve">para mulheres: (62.1 * h) – 44.7 </w:t>
+      </w:r>
+    </w:p>
+    <w:p>
+      <w:pPr>
+        <w:pStyle w:val="PargrafodaLista"/>
+        <w:numPr>
+          <w:ilvl w:val="0"/>
+          <w:numId w:val="1"/>
+        </w:numPr>
+        <w:autoSpaceDE w:val="0"/>
+        <w:autoSpaceDN w:val="0"/>
+        <w:adjustRightInd w:val="0"/>
+        <w:spacing w:after="0" w:line="240" w:lineRule="auto"/>
+        <w:jc w:val="both"/>
+        <w:rPr>
+          <w:rFonts w:ascii="Arial" w:hAnsi="Arial" w:cs="Arial"/>
+        </w:rPr>
+      </w:pPr>
+      <w:r>
+        <w:rPr>
+          <w:rFonts w:ascii="Arial" w:hAnsi="Arial" w:cs="Arial"/>
+        </w:rPr>
+        <w:t>Vovó Rosa e seus colegas de turma foram ao cinema assistir a um filme, mas ficaram estarrecidos com o aumento do preço do ingresso. Revoltados, eles decidiram fazer uma manifestação contra o sistema capitalista opressor,</w:t>
+      </w:r>
+      <w:r>
+        <w:rPr>
+          <w:rFonts w:ascii="Arial" w:hAnsi="Arial" w:cs="Arial"/>
+        </w:rPr>
+        <w:t xml:space="preserve"> </w:t>
+      </w:r>
+      <w:r>
+        <w:rPr>
+          <w:rFonts w:ascii="Arial" w:hAnsi="Arial" w:cs="Arial"/>
+        </w:rPr>
+        <w:t>agendada para amanhã na Praça José de Alencar. Vovó Rosa quer colaborar com o movimento fazendo um cartaz com a seguinte palavra de ordem:</w:t>
+      </w:r>
+    </w:p>
+    <w:p>
+      <w:pPr>
+        <w:pStyle w:val="PargrafodaLista"/>
+        <w:autoSpaceDE w:val="0"/>
+        <w:autoSpaceDN w:val="0"/>
+        <w:adjustRightInd w:val="0"/>
+        <w:spacing w:after="0" w:line="240" w:lineRule="auto"/>
+        <w:jc w:val="both"/>
+        <w:rPr>
+          <w:rFonts w:ascii="Arial" w:hAnsi="Arial" w:cs="Arial"/>
+        </w:rPr>
+      </w:pPr>
+    </w:p>
+    <w:p>
+      <w:pPr>
+        <w:pStyle w:val="PargrafodaLista"/>
+        <w:autoSpaceDE w:val="0"/>
+        <w:autoSpaceDN w:val="0"/>
+        <w:adjustRightInd w:val="0"/>
+        <w:spacing w:after="0" w:line="240" w:lineRule="auto"/>
+        <w:ind w:left="1416"/>
+        <w:jc w:val="both"/>
+        <w:rPr>
+          <w:rFonts w:ascii="Arial" w:hAnsi="Arial" w:cs="Arial"/>
+        </w:rPr>
+      </w:pPr>
+      <w:r>
+        <w:rPr>
+          <w:rFonts w:ascii="Arial" w:hAnsi="Arial" w:cs="Arial"/>
+        </w:rPr>
+        <w:t xml:space="preserve">QUE ABSURDO! O PREÇO DO CINEMA SUBIU ... </w:t>
+      </w:r>
+      <w:proofErr w:type="gramStart"/>
+      <w:r>
+        <w:rPr>
+          <w:rFonts w:ascii="Arial" w:hAnsi="Arial" w:cs="Arial"/>
+        </w:rPr>
+        <w:t>% !!!</w:t>
+      </w:r>
+      <w:proofErr w:type="gramEnd"/>
+    </w:p>
+    <w:p>
+      <w:pPr>
+        <w:pStyle w:val="PargrafodaLista"/>
+        <w:autoSpaceDE w:val="0"/>
+        <w:autoSpaceDN w:val="0"/>
+        <w:adjustRightInd w:val="0"/>
+        <w:spacing w:after="0" w:line="240" w:lineRule="auto"/>
+        <w:ind w:left="1416"/>
+        <w:jc w:val="both"/>
+        <w:rPr>
+          <w:rFonts w:ascii="Arial" w:hAnsi="Arial" w:cs="Arial"/>
+        </w:rPr>
+      </w:pPr>
+    </w:p>
+    <w:p>
+      <w:pPr>
+        <w:pStyle w:val="PargrafodaLista"/>
+        <w:ind w:left="708"/>
+        <w:jc w:val="both"/>
+        <w:rPr>
+          <w:rFonts w:ascii="Arial" w:hAnsi="Arial" w:cs="Arial"/>
+        </w:rPr>
+      </w:pPr>
+      <w:r>
+        <w:rPr>
+          <w:rFonts w:ascii="Arial" w:hAnsi="Arial" w:cs="Arial"/>
+        </w:rPr>
+        <w:t xml:space="preserve">Mas ela não é muito boa em Matemática, e está solicitando sua ajuda para calcular a percentagem de que precisa para completar o cartaz. A entrada será feita uma única linha contendo dois valores: o valor antigo e o valor novo do ingresso do cinema, caso o valor antigo seja maior que o valor novo informar “Valores inválidos!” e solicitar a entrada novamente. </w:t>
+      </w:r>
+    </w:p>
+    <w:p>
+      <w:pPr>
+        <w:pStyle w:val="PargrafodaLista"/>
+        <w:autoSpaceDE w:val="0"/>
+        <w:autoSpaceDN w:val="0"/>
+        <w:adjustRightInd w:val="0"/>
+        <w:spacing w:after="0" w:line="240" w:lineRule="auto"/>
+        <w:jc w:val="both"/>
+        <w:rPr>
+          <w:rFonts w:ascii="Arial" w:hAnsi="Arial" w:cs="Arial"/>
+        </w:rPr>
+      </w:pPr>
+    </w:p>
+    <w:p>
+      <w:pPr>
+        <w:pStyle w:val="PargrafodaLista"/>
+        <w:autoSpaceDE w:val="0"/>
+        <w:autoSpaceDN w:val="0"/>
+        <w:adjustRightInd w:val="0"/>
+        <w:spacing w:after="0" w:line="240" w:lineRule="auto"/>
+        <w:jc w:val="both"/>
+        <w:rPr>
+          <w:rFonts w:ascii="Arial" w:hAnsi="Arial" w:cs="Arial"/>
+        </w:rPr>
+      </w:pPr>
+      <w:r>
+        <w:rPr>
+          <w:rFonts w:ascii="Arial" w:hAnsi="Arial" w:cs="Arial"/>
+        </w:rPr>
+        <w:lastRenderedPageBreak/>
+        <w:t xml:space="preserve">Na saída consistir unicamente de um valor, que represente como uma percentagem o aumento do valor do ingresso. O valor deve ser acompanhado do símbolo %. </w:t>
+      </w:r>
+    </w:p>
+    <w:p>
+      <w:pPr>
+        <w:pStyle w:val="PargrafodaLista"/>
+        <w:numPr>
+          <w:ilvl w:val="0"/>
+          <w:numId w:val="1"/>
+        </w:numPr>
+        <w:autoSpaceDE w:val="0"/>
+        <w:autoSpaceDN w:val="0"/>
+        <w:adjustRightInd w:val="0"/>
+        <w:spacing w:after="0" w:line="240" w:lineRule="auto"/>
+        <w:jc w:val="both"/>
+        <w:rPr>
+          <w:rFonts w:ascii="Arial" w:hAnsi="Arial" w:cs="Arial"/>
+        </w:rPr>
+      </w:pPr>
+      <w:r>
+        <w:rPr>
+          <w:rFonts w:ascii="Arial" w:hAnsi="Arial" w:cs="Arial"/>
+        </w:rPr>
+        <w:t xml:space="preserve">Gilberto é um famoso vendedor de esfirras na região. Porém, apesar de todos gostarem de suas </w:t>
+      </w:r>
+      <w:proofErr w:type="spellStart"/>
+      <w:r>
+        <w:rPr>
+          <w:rFonts w:ascii="Arial" w:hAnsi="Arial" w:cs="Arial"/>
+        </w:rPr>
+        <w:t>esfiras</w:t>
+      </w:r>
+      <w:proofErr w:type="spellEnd"/>
+      <w:r>
+        <w:rPr>
+          <w:rFonts w:ascii="Arial" w:hAnsi="Arial" w:cs="Arial"/>
+        </w:rPr>
+        <w:t>, ele só sabe dar o troco com duas notas, ou seja, nem sempre é possível receber o troco certo. Para facilitar a vida de Gil, escreva um programa para ele que determine se é possível ou não devolver o troco exato utilizando duas notas.</w:t>
+      </w:r>
+    </w:p>
+    <w:p>
+      <w:pPr>
+        <w:pStyle w:val="PargrafodaLista"/>
+        <w:autoSpaceDE w:val="0"/>
+        <w:autoSpaceDN w:val="0"/>
+        <w:adjustRightInd w:val="0"/>
+        <w:spacing w:after="0" w:line="240" w:lineRule="auto"/>
+        <w:jc w:val="both"/>
+        <w:rPr>
+          <w:rFonts w:ascii="Arial" w:hAnsi="Arial" w:cs="Arial"/>
+        </w:rPr>
+      </w:pPr>
+    </w:p>
+    <w:p>
+      <w:pPr>
+        <w:pStyle w:val="PargrafodaLista"/>
+        <w:autoSpaceDE w:val="0"/>
+        <w:autoSpaceDN w:val="0"/>
+        <w:adjustRightInd w:val="0"/>
+        <w:spacing w:after="0" w:line="240" w:lineRule="auto"/>
+        <w:jc w:val="both"/>
+        <w:rPr>
+          <w:rFonts w:ascii="Arial" w:hAnsi="Arial" w:cs="Arial"/>
+        </w:rPr>
+      </w:pPr>
+      <w:r>
+        <w:rPr>
+          <w:rFonts w:ascii="Arial" w:hAnsi="Arial" w:cs="Arial"/>
+        </w:rPr>
+        <w:t>As notas disponíveis são: 2, 5, 10, 20, 50</w:t>
+      </w:r>
+      <w:r>
+        <w:rPr>
+          <w:rFonts w:ascii="Arial" w:hAnsi="Arial" w:cs="Arial"/>
+        </w:rPr>
+        <w:t>,</w:t>
+      </w:r>
+      <w:r>
+        <w:rPr>
+          <w:rFonts w:ascii="Arial" w:hAnsi="Arial" w:cs="Arial"/>
+        </w:rPr>
+        <w:t xml:space="preserve"> 100</w:t>
+      </w:r>
+      <w:r>
+        <w:rPr>
+          <w:rFonts w:ascii="Arial" w:hAnsi="Arial" w:cs="Arial"/>
+        </w:rPr>
+        <w:t xml:space="preserve"> e 200</w:t>
+      </w:r>
+      <w:r>
+        <w:rPr>
+          <w:rFonts w:ascii="Arial" w:hAnsi="Arial" w:cs="Arial"/>
+        </w:rPr>
+        <w:t>.</w:t>
+      </w:r>
+    </w:p>
+    <w:p>
+      <w:pPr>
+        <w:pStyle w:val="PargrafodaLista"/>
+        <w:autoSpaceDE w:val="0"/>
+        <w:autoSpaceDN w:val="0"/>
+        <w:adjustRightInd w:val="0"/>
+        <w:spacing w:after="0" w:line="240" w:lineRule="auto"/>
+        <w:jc w:val="both"/>
+        <w:rPr>
+          <w:rFonts w:ascii="Arial" w:hAnsi="Arial" w:cs="Arial"/>
+        </w:rPr>
+      </w:pPr>
+    </w:p>
+    <w:p>
+      <w:pPr>
+        <w:pStyle w:val="PargrafodaLista"/>
+        <w:autoSpaceDE w:val="0"/>
+        <w:autoSpaceDN w:val="0"/>
+        <w:adjustRightInd w:val="0"/>
+        <w:spacing w:after="0" w:line="240" w:lineRule="auto"/>
+        <w:jc w:val="both"/>
+        <w:rPr>
+          <w:rFonts w:ascii="Arial" w:hAnsi="Arial" w:cs="Arial"/>
+        </w:rPr>
+      </w:pPr>
+      <w:r>
+        <w:rPr>
+          <w:rFonts w:ascii="Arial" w:hAnsi="Arial" w:cs="Arial"/>
+        </w:rPr>
+        <w:t>A entrada deve conter o valor inteiro referente a compra realizada pelo cliente e, em seguida, o valor inteiro pago pelo cliente. Na saída seu programa deverá imprimir "possível" se for possível devolver o troco exato ou "impossível" se não for possível.</w:t>
+      </w:r>
+    </w:p>
+    <w:p>
+      <w:pPr>
+        <w:pStyle w:val="PargrafodaLista"/>
+        <w:numPr>
+          <w:ilvl w:val="0"/>
+          <w:numId w:val="1"/>
+        </w:numPr>
+        <w:autoSpaceDE w:val="0"/>
+        <w:autoSpaceDN w:val="0"/>
+        <w:adjustRightInd w:val="0"/>
+        <w:spacing w:after="0" w:line="240" w:lineRule="auto"/>
+        <w:jc w:val="both"/>
+        <w:rPr>
+          <w:rFonts w:ascii="Arial" w:hAnsi="Arial" w:cs="Arial"/>
+        </w:rPr>
+      </w:pPr>
+      <w:r>
+        <w:rPr>
+          <w:rFonts w:ascii="Arial" w:hAnsi="Arial" w:cs="Arial"/>
+        </w:rPr>
+        <w:t>Elabore um programa que leia o nome e a idade de cinco pessoas e apresente: a maior idade, nome da pessoa mais nova, média das idades.</w:t>
+      </w:r>
+    </w:p>
+    <w:p>
+      <w:pPr>
+        <w:pStyle w:val="PargrafodaLista"/>
+        <w:numPr>
+          <w:ilvl w:val="0"/>
+          <w:numId w:val="1"/>
+        </w:numPr>
+        <w:autoSpaceDE w:val="0"/>
+        <w:autoSpaceDN w:val="0"/>
+        <w:adjustRightInd w:val="0"/>
+        <w:spacing w:after="0" w:line="240" w:lineRule="auto"/>
+        <w:jc w:val="both"/>
+        <w:rPr>
+          <w:rFonts w:ascii="Arial" w:hAnsi="Arial" w:cs="Arial"/>
+        </w:rPr>
+      </w:pPr>
+      <w:r>
+        <w:rPr>
+          <w:rFonts w:ascii="Arial" w:hAnsi="Arial" w:cs="Arial"/>
+        </w:rPr>
+        <w:t xml:space="preserve">Elabore um programa que, a partir da idade e do peso de um paciente, lidas via teclado, calcule a dosagem de determinado medicamento e escreva a receita informando quantas gotas do medicamento. O paciente deve tomar por dose. Considere que o medicamento em questão possui 500 mg por ml, </w:t>
+      </w:r>
+      <w:r>
+        <w:rPr>
+          <w:rFonts w:ascii="Arial" w:hAnsi="Arial" w:cs="Arial"/>
+        </w:rPr>
+        <w:t>e</w:t>
+      </w:r>
+      <w:r>
+        <w:rPr>
+          <w:rFonts w:ascii="Arial" w:hAnsi="Arial" w:cs="Arial"/>
+        </w:rPr>
+        <w:t xml:space="preserve"> que cada ml corresponde a 20 gotas.</w:t>
+      </w:r>
+    </w:p>
+    <w:p>
+      <w:pPr>
+        <w:autoSpaceDE w:val="0"/>
+        <w:autoSpaceDN w:val="0"/>
+        <w:adjustRightInd w:val="0"/>
+        <w:spacing w:after="0" w:line="240" w:lineRule="auto"/>
+        <w:ind w:left="720"/>
+        <w:jc w:val="both"/>
+        <w:rPr>
+          <w:rFonts w:ascii="Arial" w:hAnsi="Arial" w:cs="Arial"/>
+        </w:rPr>
+      </w:pPr>
+    </w:p>
+    <w:p>
+      <w:pPr>
+        <w:autoSpaceDE w:val="0"/>
+        <w:autoSpaceDN w:val="0"/>
+        <w:adjustRightInd w:val="0"/>
+        <w:spacing w:after="0" w:line="240" w:lineRule="auto"/>
+        <w:ind w:left="720"/>
+        <w:jc w:val="both"/>
+        <w:rPr>
+          <w:rFonts w:ascii="Arial" w:hAnsi="Arial" w:cs="Arial"/>
+        </w:rPr>
+      </w:pPr>
+      <w:r>
+        <w:rPr>
+          <w:rFonts w:ascii="Arial" w:hAnsi="Arial" w:cs="Arial"/>
+        </w:rPr>
+        <w:t>Adultos ou adolescentes a partir dos 12 anos, se tiverem peso igual ou acima dos 60 quilos devem tomar 1000 mg; com peso abaixo dos 60 quilos devem tomar 875 mg.</w:t>
+      </w:r>
+    </w:p>
+    <w:p>
+      <w:pPr>
+        <w:autoSpaceDE w:val="0"/>
+        <w:autoSpaceDN w:val="0"/>
+        <w:adjustRightInd w:val="0"/>
+        <w:spacing w:after="0" w:line="240" w:lineRule="auto"/>
+        <w:ind w:left="720"/>
+        <w:jc w:val="both"/>
+        <w:rPr>
+          <w:rFonts w:ascii="Arial" w:hAnsi="Arial" w:cs="Arial"/>
+        </w:rPr>
+      </w:pPr>
+    </w:p>
+    <w:p>
+      <w:pPr>
+        <w:autoSpaceDE w:val="0"/>
+        <w:autoSpaceDN w:val="0"/>
+        <w:adjustRightInd w:val="0"/>
+        <w:spacing w:after="0" w:line="240" w:lineRule="auto"/>
+        <w:ind w:left="720"/>
+        <w:jc w:val="both"/>
+        <w:rPr>
+          <w:rFonts w:ascii="Arial" w:hAnsi="Arial" w:cs="Arial"/>
+        </w:rPr>
+      </w:pPr>
+      <w:r>
+        <w:rPr>
+          <w:rFonts w:ascii="Arial" w:hAnsi="Arial" w:cs="Arial"/>
+        </w:rPr>
+        <w:t xml:space="preserve">Para crianças e adolescentes abaixo de 12 anos, a dosagem é calculada pelo </w:t>
+      </w:r>
+      <w:r>
+        <w:rPr>
+          <w:rFonts w:ascii="Arial" w:hAnsi="Arial" w:cs="Arial"/>
+        </w:rPr>
+        <w:t>peso corpóreo conforme a tabela a seguir:</w:t>
+      </w:r>
+    </w:p>
+    <w:tbl>
+      <w:tblPr>
+        <w:tblStyle w:val="Tabelacomgrade"/>
+        <w:tblW w:w="0" w:type="auto"/>
+        <w:tblInd w:w="720" w:type="dxa"/>
+        <w:tblLook w:val="04A0" w:firstRow="1" w:lastRow="0" w:firstColumn="1" w:lastColumn="0" w:noHBand="0" w:noVBand="1"/>
+      </w:tblPr>
+      <w:tblGrid>
+        <w:gridCol w:w="3854"/>
+        <w:gridCol w:w="3920"/>
+      </w:tblGrid>
+      <w:tr>
+        <w:tc>
+          <w:tcPr>
+            <w:tcW w:w="4247" w:type="dxa"/>
+          </w:tcPr>
+          <w:p>
+            <w:pPr>
+              <w:pStyle w:val="Default"/>
+              <w:jc w:val="center"/>
+              <w:rPr>
+                <w:rFonts w:ascii="Arial" w:hAnsi="Arial" w:cs="Arial"/>
+              </w:rPr>
+            </w:pPr>
+            <w:r>
+              <w:rPr>
+                <w:rFonts w:ascii="Arial" w:hAnsi="Arial" w:cs="Arial"/>
+              </w:rPr>
+              <w:t>PESO</w:t>
+            </w:r>
+          </w:p>
+        </w:tc>
+        <w:tc>
+          <w:tcPr>
+            <w:tcW w:w="4247" w:type="dxa"/>
+          </w:tcPr>
+          <w:p>
+            <w:pPr>
+              <w:pStyle w:val="Default"/>
+              <w:jc w:val="center"/>
+              <w:rPr>
+                <w:rFonts w:ascii="Arial" w:hAnsi="Arial" w:cs="Arial"/>
+              </w:rPr>
+            </w:pPr>
+            <w:r>
+              <w:rPr>
+                <w:rFonts w:ascii="Arial" w:hAnsi="Arial" w:cs="Arial"/>
+              </w:rPr>
+              <w:t>DOSAGEM</w:t>
+            </w:r>
+          </w:p>
+        </w:tc>
+      </w:tr>
+      <w:tr>
+        <w:tc>
+          <w:tcPr>
+            <w:tcW w:w="4247" w:type="dxa"/>
+          </w:tcPr>
+          <w:p>
+            <w:pPr>
+              <w:pStyle w:val="Default"/>
+              <w:jc w:val="both"/>
+              <w:rPr>
+                <w:rFonts w:ascii="Arial" w:hAnsi="Arial" w:cs="Arial"/>
+              </w:rPr>
+            </w:pPr>
+            <w:r>
+              <w:rPr>
+                <w:rFonts w:ascii="Arial" w:hAnsi="Arial" w:cs="Arial"/>
+              </w:rPr>
+              <w:t xml:space="preserve">5 a 9 kg </w:t>
+            </w:r>
+          </w:p>
+        </w:tc>
+        <w:tc>
+          <w:tcPr>
+            <w:tcW w:w="4247" w:type="dxa"/>
+          </w:tcPr>
+          <w:p>
+            <w:pPr>
+              <w:autoSpaceDE w:val="0"/>
+              <w:autoSpaceDN w:val="0"/>
+              <w:adjustRightInd w:val="0"/>
+              <w:jc w:val="both"/>
+              <w:rPr>
+                <w:rFonts w:ascii="Arial" w:hAnsi="Arial" w:cs="Arial"/>
+              </w:rPr>
+            </w:pPr>
+            <w:r>
+              <w:rPr>
+                <w:rFonts w:ascii="Arial" w:hAnsi="Arial" w:cs="Arial"/>
+              </w:rPr>
+              <w:t>125 m</w:t>
+            </w:r>
+            <w:r>
+              <w:rPr>
+                <w:rFonts w:ascii="Arial" w:hAnsi="Arial" w:cs="Arial"/>
+              </w:rPr>
+              <w:t>g</w:t>
+            </w:r>
+          </w:p>
+        </w:tc>
+      </w:tr>
+      <w:tr>
+        <w:tc>
+          <w:tcPr>
+            <w:tcW w:w="4247" w:type="dxa"/>
+          </w:tcPr>
+          <w:p>
+            <w:pPr>
+              <w:pStyle w:val="Default"/>
+              <w:jc w:val="both"/>
+              <w:rPr>
+                <w:rFonts w:ascii="Arial" w:hAnsi="Arial" w:cs="Arial"/>
+              </w:rPr>
+            </w:pPr>
+            <w:r>
+              <w:rPr>
+                <w:rFonts w:ascii="Arial" w:hAnsi="Arial" w:cs="Arial"/>
+              </w:rPr>
+              <w:t xml:space="preserve">9.1 a 16 kg </w:t>
+            </w:r>
+          </w:p>
+        </w:tc>
+        <w:tc>
+          <w:tcPr>
+            <w:tcW w:w="4247" w:type="dxa"/>
+          </w:tcPr>
+          <w:p>
+            <w:pPr>
+              <w:pStyle w:val="Default"/>
+              <w:jc w:val="both"/>
+              <w:rPr>
+                <w:rFonts w:ascii="Arial" w:hAnsi="Arial" w:cs="Arial"/>
+              </w:rPr>
+            </w:pPr>
+            <w:r>
+              <w:rPr>
+                <w:rFonts w:ascii="Arial" w:hAnsi="Arial" w:cs="Arial"/>
+              </w:rPr>
+              <w:t xml:space="preserve">250 mg </w:t>
+            </w:r>
+          </w:p>
+        </w:tc>
+      </w:tr>
+      <w:tr>
+        <w:tc>
+          <w:tcPr>
+            <w:tcW w:w="4247" w:type="dxa"/>
+          </w:tcPr>
+          <w:p>
+            <w:pPr>
+              <w:pStyle w:val="Default"/>
+              <w:jc w:val="both"/>
+              <w:rPr>
+                <w:rFonts w:ascii="Arial" w:hAnsi="Arial" w:cs="Arial"/>
+              </w:rPr>
+            </w:pPr>
+            <w:r>
+              <w:rPr>
+                <w:rFonts w:ascii="Arial" w:hAnsi="Arial" w:cs="Arial"/>
+              </w:rPr>
+              <w:t xml:space="preserve">16.1 a 24 kg </w:t>
+            </w:r>
+          </w:p>
+        </w:tc>
+        <w:tc>
+          <w:tcPr>
+            <w:tcW w:w="4247" w:type="dxa"/>
+          </w:tcPr>
+          <w:p>
+            <w:pPr>
+              <w:pStyle w:val="Default"/>
+              <w:jc w:val="both"/>
+              <w:rPr>
+                <w:rFonts w:ascii="Arial" w:hAnsi="Arial" w:cs="Arial"/>
+              </w:rPr>
+            </w:pPr>
+            <w:r>
+              <w:rPr>
+                <w:rFonts w:ascii="Arial" w:hAnsi="Arial" w:cs="Arial"/>
+              </w:rPr>
+              <w:t xml:space="preserve">375 mg </w:t>
+            </w:r>
+          </w:p>
+        </w:tc>
+      </w:tr>
+      <w:tr>
+        <w:tc>
+          <w:tcPr>
+            <w:tcW w:w="4247" w:type="dxa"/>
+          </w:tcPr>
+          <w:p>
+            <w:pPr>
+              <w:pStyle w:val="Default"/>
+              <w:jc w:val="both"/>
+              <w:rPr>
+                <w:rFonts w:ascii="Arial" w:hAnsi="Arial" w:cs="Arial"/>
+              </w:rPr>
+            </w:pPr>
+            <w:r>
+              <w:rPr>
+                <w:rFonts w:ascii="Arial" w:hAnsi="Arial" w:cs="Arial"/>
+              </w:rPr>
+              <w:t xml:space="preserve">24.1 a 30 kg </w:t>
+            </w:r>
+          </w:p>
+        </w:tc>
+        <w:tc>
+          <w:tcPr>
+            <w:tcW w:w="4247" w:type="dxa"/>
+          </w:tcPr>
+          <w:p>
+            <w:pPr>
+              <w:autoSpaceDE w:val="0"/>
+              <w:autoSpaceDN w:val="0"/>
+              <w:adjustRightInd w:val="0"/>
+              <w:jc w:val="both"/>
+              <w:rPr>
+                <w:rFonts w:ascii="Arial" w:hAnsi="Arial" w:cs="Arial"/>
+              </w:rPr>
+            </w:pPr>
+            <w:r>
+              <w:rPr>
+                <w:rFonts w:ascii="Arial" w:hAnsi="Arial" w:cs="Arial"/>
+              </w:rPr>
+              <w:t>500 mg</w:t>
+            </w:r>
+          </w:p>
+        </w:tc>
+      </w:tr>
+      <w:tr>
+        <w:tc>
+          <w:tcPr>
+            <w:tcW w:w="4247" w:type="dxa"/>
+          </w:tcPr>
+          <w:p>
+            <w:pPr>
+              <w:autoSpaceDE w:val="0"/>
+              <w:autoSpaceDN w:val="0"/>
+              <w:adjustRightInd w:val="0"/>
+              <w:jc w:val="both"/>
+              <w:rPr>
+                <w:rFonts w:ascii="Arial" w:hAnsi="Arial" w:cs="Arial"/>
+              </w:rPr>
+            </w:pPr>
+            <w:r>
+              <w:rPr>
+                <w:rFonts w:ascii="Arial" w:hAnsi="Arial" w:cs="Arial"/>
+              </w:rPr>
+              <w:t>Acima de 30 kg</w:t>
+            </w:r>
+          </w:p>
+        </w:tc>
+        <w:tc>
+          <w:tcPr>
+            <w:tcW w:w="4247" w:type="dxa"/>
+          </w:tcPr>
+          <w:p>
+            <w:pPr>
+              <w:autoSpaceDE w:val="0"/>
+              <w:autoSpaceDN w:val="0"/>
+              <w:adjustRightInd w:val="0"/>
+              <w:jc w:val="both"/>
+              <w:rPr>
+                <w:rFonts w:ascii="Arial" w:hAnsi="Arial" w:cs="Arial"/>
+              </w:rPr>
+            </w:pPr>
+            <w:r>
+              <w:rPr>
+                <w:rFonts w:ascii="Arial" w:hAnsi="Arial" w:cs="Arial"/>
+              </w:rPr>
+              <w:t>750 mg</w:t>
+            </w:r>
+          </w:p>
+        </w:tc>
+      </w:tr>
+    </w:tbl>
+    <w:p>
+      <w:pPr>
+        <w:autoSpaceDE w:val="0"/>
+        <w:autoSpaceDN w:val="0"/>
+        <w:adjustRightInd w:val="0"/>
+        <w:spacing w:after="0" w:line="240" w:lineRule="auto"/>
+        <w:ind w:left="720"/>
+        <w:jc w:val="both"/>
+        <w:rPr>
+          <w:rFonts w:ascii="Arial" w:hAnsi="Arial" w:cs="Arial"/>
+        </w:rPr>
+      </w:pPr>
+    </w:p>
+    <w:p>
+      <w:pPr>
+        <w:pStyle w:val="PargrafodaLista"/>
+        <w:numPr>
+          <w:ilvl w:val="0"/>
+          <w:numId w:val="1"/>
+        </w:numPr>
+        <w:autoSpaceDE w:val="0"/>
+        <w:autoSpaceDN w:val="0"/>
+        <w:adjustRightInd w:val="0"/>
+        <w:spacing w:after="0" w:line="240" w:lineRule="auto"/>
+        <w:jc w:val="both"/>
+        <w:rPr>
+          <w:rFonts w:ascii="Arial" w:hAnsi="Arial" w:cs="Arial"/>
+        </w:rPr>
+      </w:pPr>
+      <w:r>
+        <w:rPr>
+          <w:rFonts w:ascii="Arial" w:hAnsi="Arial" w:cs="Arial"/>
+        </w:rPr>
+        <w:t>Uma empresa deseja analisar o desempenho de 12 meses de vendas. Faça um programa que leia as vendas de cada mês e exiba o mês com maior e menor venda.</w:t>
+      </w:r>
+    </w:p>
+    <w:p>
+      <w:pPr>
+        <w:pStyle w:val="PargrafodaLista"/>
+        <w:autoSpaceDE w:val="0"/>
+        <w:autoSpaceDN w:val="0"/>
+        <w:adjustRightInd w:val="0"/>
+        <w:spacing w:after="0" w:line="240" w:lineRule="auto"/>
         <w:jc w:val="both"/>
         <w:rPr>
           <w:rFonts w:ascii="Arial" w:hAnsi="Arial" w:cs="Arial"/>
@@ -1410,6 +3295,64 @@
     </w:lvl>
   </w:abstractNum>
   <w:abstractNum w:abstractNumId="1" w15:restartNumberingAfterBreak="0">
+    <w:nsid w:val="B0ACAE7E"/>
+    <w:multiLevelType w:val="hybridMultilevel"/>
+    <w:tmpl w:val="A75AC99A"/>
+    <w:lvl w:ilvl="0" w:tplc="FFFFFFFF">
+      <w:start w:val="1"/>
+      <w:numFmt w:val="ideographDigital"/>
+      <w:lvlText w:val=""/>
+      <w:lvlJc w:val="left"/>
+    </w:lvl>
+    <w:lvl w:ilvl="1" w:tplc="04160001">
+      <w:start w:val="1"/>
+      <w:numFmt w:val="bullet"/>
+      <w:lvlText w:val=""/>
+      <w:lvlJc w:val="left"/>
+      <w:pPr>
+        <w:ind w:left="1440" w:hanging="360"/>
+      </w:pPr>
+      <w:rPr>
+        <w:rFonts w:ascii="Symbol" w:hAnsi="Symbol" w:hint="default"/>
+      </w:rPr>
+    </w:lvl>
+    <w:lvl w:ilvl="2" w:tplc="FFFFFFFF">
+      <w:numFmt w:val="decimal"/>
+      <w:lvlText w:val=""/>
+      <w:lvlJc w:val="left"/>
+    </w:lvl>
+    <w:lvl w:ilvl="3" w:tplc="FFFFFFFF">
+      <w:numFmt w:val="decimal"/>
+      <w:lvlText w:val=""/>
+      <w:lvlJc w:val="left"/>
+    </w:lvl>
+    <w:lvl w:ilvl="4" w:tplc="FFFFFFFF">
+      <w:numFmt w:val="decimal"/>
+      <w:lvlText w:val=""/>
+      <w:lvlJc w:val="left"/>
+    </w:lvl>
+    <w:lvl w:ilvl="5" w:tplc="FFFFFFFF">
+      <w:numFmt w:val="decimal"/>
+      <w:lvlText w:val=""/>
+      <w:lvlJc w:val="left"/>
+    </w:lvl>
+    <w:lvl w:ilvl="6" w:tplc="FFFFFFFF">
+      <w:numFmt w:val="decimal"/>
+      <w:lvlText w:val=""/>
+      <w:lvlJc w:val="left"/>
+    </w:lvl>
+    <w:lvl w:ilvl="7" w:tplc="FFFFFFFF">
+      <w:numFmt w:val="decimal"/>
+      <w:lvlText w:val=""/>
+      <w:lvlJc w:val="left"/>
+    </w:lvl>
+    <w:lvl w:ilvl="8" w:tplc="FFFFFFFF">
+      <w:numFmt w:val="decimal"/>
+      <w:lvlText w:val=""/>
+      <w:lvlJc w:val="left"/>
+    </w:lvl>
+  </w:abstractNum>
+  <w:abstractNum w:abstractNumId="2" w15:restartNumberingAfterBreak="0">
     <w:nsid w:val="FE63C642"/>
     <w:multiLevelType w:val="hybridMultilevel"/>
     <w:tmpl w:val="FFFFFFFF"/>
@@ -1460,7 +3403,7 @@
       <w:lvlJc w:val="left"/>
     </w:lvl>
   </w:abstractNum>
-  <w:abstractNum w:abstractNumId="2" w15:restartNumberingAfterBreak="0">
+  <w:abstractNum w:abstractNumId="3" w15:restartNumberingAfterBreak="0">
     <w:nsid w:val="01BB171F"/>
     <w:multiLevelType w:val="hybridMultilevel"/>
     <w:tmpl w:val="495CADAE"/>
@@ -1546,7 +3489,7 @@
       </w:pPr>
     </w:lvl>
   </w:abstractNum>
-  <w:abstractNum w:abstractNumId="3" w15:restartNumberingAfterBreak="0">
+  <w:abstractNum w:abstractNumId="4" w15:restartNumberingAfterBreak="0">
     <w:nsid w:val="02802372"/>
     <w:multiLevelType w:val="hybridMultilevel"/>
     <w:tmpl w:val="EC785314"/>
@@ -1659,20 +3602,23 @@
       </w:rPr>
     </w:lvl>
   </w:abstractNum>
-  <w:abstractNum w:abstractNumId="4" w15:restartNumberingAfterBreak="0">
-    <w:nsid w:val="0A4D6DD7"/>
+  <w:abstractNum w:abstractNumId="5" w15:restartNumberingAfterBreak="0">
+    <w:nsid w:val="03CB3389"/>
     <w:multiLevelType w:val="hybridMultilevel"/>
-    <w:tmpl w:val="48EE37AA"/>
-    <w:lvl w:ilvl="0" w:tplc="0416000F">
-      <w:start w:val="1"/>
-      <w:numFmt w:val="decimal"/>
-      <w:lvlText w:val="%1."/>
-      <w:lvlJc w:val="left"/>
-      <w:pPr>
-        <w:ind w:left="720" w:hanging="360"/>
-      </w:pPr>
-    </w:lvl>
-    <w:lvl w:ilvl="1" w:tplc="04160019">
+    <w:tmpl w:val="7BD8B076"/>
+    <w:lvl w:ilvl="0" w:tplc="BD029E64">
+      <w:numFmt w:val="decimal"/>
+      <w:lvlText w:val="%1"/>
+      <w:lvlJc w:val="left"/>
+      <w:pPr>
+        <w:ind w:left="1080" w:hanging="360"/>
+      </w:pPr>
+      <w:rPr>
+        <w:rFonts w:hint="default"/>
+        <w:b/>
+      </w:rPr>
+    </w:lvl>
+    <w:lvl w:ilvl="1" w:tplc="04160019" w:tentative="1">
       <w:start w:val="1"/>
       <w:numFmt w:val="lowerLetter"/>
       <w:lvlText w:val="%2."/>
@@ -1745,7 +3691,620 @@
       </w:pPr>
     </w:lvl>
   </w:abstractNum>
-  <w:abstractNum w:abstractNumId="5" w15:restartNumberingAfterBreak="0">
+  <w:abstractNum w:abstractNumId="6" w15:restartNumberingAfterBreak="0">
+    <w:nsid w:val="0A4D6DD7"/>
+    <w:multiLevelType w:val="hybridMultilevel"/>
+    <w:tmpl w:val="734CBE28"/>
+    <w:lvl w:ilvl="0" w:tplc="0416000F">
+      <w:start w:val="1"/>
+      <w:numFmt w:val="decimal"/>
+      <w:lvlText w:val="%1."/>
+      <w:lvlJc w:val="left"/>
+      <w:pPr>
+        <w:ind w:left="720" w:hanging="360"/>
+      </w:pPr>
+    </w:lvl>
+    <w:lvl w:ilvl="1" w:tplc="04160001">
+      <w:start w:val="1"/>
+      <w:numFmt w:val="bullet"/>
+      <w:lvlText w:val=""/>
+      <w:lvlJc w:val="left"/>
+      <w:pPr>
+        <w:ind w:left="1440" w:hanging="360"/>
+      </w:pPr>
+      <w:rPr>
+        <w:rFonts w:ascii="Symbol" w:hAnsi="Symbol" w:hint="default"/>
+      </w:rPr>
+    </w:lvl>
+    <w:lvl w:ilvl="2" w:tplc="0416001B" w:tentative="1">
+      <w:start w:val="1"/>
+      <w:numFmt w:val="lowerRoman"/>
+      <w:lvlText w:val="%3."/>
+      <w:lvlJc w:val="right"/>
+      <w:pPr>
+        <w:ind w:left="2160" w:hanging="180"/>
+      </w:pPr>
+    </w:lvl>
+    <w:lvl w:ilvl="3" w:tplc="0416000F" w:tentative="1">
+      <w:start w:val="1"/>
+      <w:numFmt w:val="decimal"/>
+      <w:lvlText w:val="%4."/>
+      <w:lvlJc w:val="left"/>
+      <w:pPr>
+        <w:ind w:left="2880" w:hanging="360"/>
+      </w:pPr>
+    </w:lvl>
+    <w:lvl w:ilvl="4" w:tplc="04160019" w:tentative="1">
+      <w:start w:val="1"/>
+      <w:numFmt w:val="lowerLetter"/>
+      <w:lvlText w:val="%5."/>
+      <w:lvlJc w:val="left"/>
+      <w:pPr>
+        <w:ind w:left="3600" w:hanging="360"/>
+      </w:pPr>
+    </w:lvl>
+    <w:lvl w:ilvl="5" w:tplc="0416001B" w:tentative="1">
+      <w:start w:val="1"/>
+      <w:numFmt w:val="lowerRoman"/>
+      <w:lvlText w:val="%6."/>
+      <w:lvlJc w:val="right"/>
+      <w:pPr>
+        <w:ind w:left="4320" w:hanging="180"/>
+      </w:pPr>
+    </w:lvl>
+    <w:lvl w:ilvl="6" w:tplc="0416000F" w:tentative="1">
+      <w:start w:val="1"/>
+      <w:numFmt w:val="decimal"/>
+      <w:lvlText w:val="%7."/>
+      <w:lvlJc w:val="left"/>
+      <w:pPr>
+        <w:ind w:left="5040" w:hanging="360"/>
+      </w:pPr>
+    </w:lvl>
+    <w:lvl w:ilvl="7" w:tplc="04160019" w:tentative="1">
+      <w:start w:val="1"/>
+      <w:numFmt w:val="lowerLetter"/>
+      <w:lvlText w:val="%8."/>
+      <w:lvlJc w:val="left"/>
+      <w:pPr>
+        <w:ind w:left="5760" w:hanging="360"/>
+      </w:pPr>
+    </w:lvl>
+    <w:lvl w:ilvl="8" w:tplc="0416001B" w:tentative="1">
+      <w:start w:val="1"/>
+      <w:numFmt w:val="lowerRoman"/>
+      <w:lvlText w:val="%9."/>
+      <w:lvlJc w:val="right"/>
+      <w:pPr>
+        <w:ind w:left="6480" w:hanging="180"/>
+      </w:pPr>
+    </w:lvl>
+  </w:abstractNum>
+  <w:abstractNum w:abstractNumId="7" w15:restartNumberingAfterBreak="0">
+    <w:nsid w:val="15743472"/>
+    <w:multiLevelType w:val="hybridMultilevel"/>
+    <w:tmpl w:val="BF9E9000"/>
+    <w:lvl w:ilvl="0" w:tplc="FFFFFFFF">
+      <w:start w:val="1"/>
+      <w:numFmt w:val="decimal"/>
+      <w:lvlText w:val="%1."/>
+      <w:lvlJc w:val="left"/>
+    </w:lvl>
+    <w:lvl w:ilvl="1" w:tplc="FFFFFFFF">
+      <w:start w:val="1"/>
+      <w:numFmt w:val="bullet"/>
+      <w:lvlText w:val=""/>
+      <w:lvlJc w:val="left"/>
+      <w:pPr>
+        <w:ind w:left="360" w:hanging="360"/>
+      </w:pPr>
+      <w:rPr>
+        <w:rFonts w:ascii="Symbol" w:hAnsi="Symbol" w:hint="default"/>
+      </w:rPr>
+    </w:lvl>
+    <w:lvl w:ilvl="2" w:tplc="FFFFFFFF">
+      <w:numFmt w:val="decimal"/>
+      <w:lvlText w:val=""/>
+      <w:lvlJc w:val="left"/>
+    </w:lvl>
+    <w:lvl w:ilvl="3" w:tplc="FFFFFFFF">
+      <w:numFmt w:val="decimal"/>
+      <w:lvlText w:val=""/>
+      <w:lvlJc w:val="left"/>
+    </w:lvl>
+    <w:lvl w:ilvl="4" w:tplc="04160001">
+      <w:start w:val="1"/>
+      <w:numFmt w:val="bullet"/>
+      <w:lvlText w:val=""/>
+      <w:lvlJc w:val="left"/>
+      <w:pPr>
+        <w:ind w:left="1440" w:hanging="360"/>
+      </w:pPr>
+      <w:rPr>
+        <w:rFonts w:ascii="Symbol" w:hAnsi="Symbol" w:hint="default"/>
+      </w:rPr>
+    </w:lvl>
+    <w:lvl w:ilvl="5" w:tplc="FFFFFFFF">
+      <w:numFmt w:val="decimal"/>
+      <w:lvlText w:val=""/>
+      <w:lvlJc w:val="left"/>
+    </w:lvl>
+    <w:lvl w:ilvl="6" w:tplc="FFFFFFFF">
+      <w:numFmt w:val="decimal"/>
+      <w:lvlText w:val=""/>
+      <w:lvlJc w:val="left"/>
+    </w:lvl>
+    <w:lvl w:ilvl="7" w:tplc="FFFFFFFF">
+      <w:numFmt w:val="decimal"/>
+      <w:lvlText w:val=""/>
+      <w:lvlJc w:val="left"/>
+    </w:lvl>
+    <w:lvl w:ilvl="8" w:tplc="FFFFFFFF">
+      <w:numFmt w:val="decimal"/>
+      <w:lvlText w:val=""/>
+      <w:lvlJc w:val="left"/>
+    </w:lvl>
+  </w:abstractNum>
+  <w:abstractNum w:abstractNumId="8" w15:restartNumberingAfterBreak="0">
+    <w:nsid w:val="1EA30FC8"/>
+    <w:multiLevelType w:val="hybridMultilevel"/>
+    <w:tmpl w:val="D2720D8E"/>
+    <w:lvl w:ilvl="0" w:tplc="FFFFFFFF">
+      <w:start w:val="1"/>
+      <w:numFmt w:val="decimal"/>
+      <w:lvlText w:val="%1."/>
+      <w:lvlJc w:val="left"/>
+      <w:pPr>
+        <w:ind w:left="720" w:hanging="360"/>
+      </w:pPr>
+    </w:lvl>
+    <w:lvl w:ilvl="1" w:tplc="FFFFFFFF">
+      <w:start w:val="1"/>
+      <w:numFmt w:val="lowerLetter"/>
+      <w:lvlText w:val="%2."/>
+      <w:lvlJc w:val="left"/>
+      <w:pPr>
+        <w:ind w:left="1440" w:hanging="360"/>
+      </w:pPr>
+    </w:lvl>
+    <w:lvl w:ilvl="2" w:tplc="FFFFFFFF" w:tentative="1">
+      <w:start w:val="1"/>
+      <w:numFmt w:val="lowerRoman"/>
+      <w:lvlText w:val="%3."/>
+      <w:lvlJc w:val="right"/>
+      <w:pPr>
+        <w:ind w:left="2160" w:hanging="180"/>
+      </w:pPr>
+    </w:lvl>
+    <w:lvl w:ilvl="3" w:tplc="FFFFFFFF" w:tentative="1">
+      <w:start w:val="1"/>
+      <w:numFmt w:val="decimal"/>
+      <w:lvlText w:val="%4."/>
+      <w:lvlJc w:val="left"/>
+      <w:pPr>
+        <w:ind w:left="2880" w:hanging="360"/>
+      </w:pPr>
+    </w:lvl>
+    <w:lvl w:ilvl="4" w:tplc="FFFFFFFF" w:tentative="1">
+      <w:start w:val="1"/>
+      <w:numFmt w:val="lowerLetter"/>
+      <w:lvlText w:val="%5."/>
+      <w:lvlJc w:val="left"/>
+      <w:pPr>
+        <w:ind w:left="3600" w:hanging="360"/>
+      </w:pPr>
+    </w:lvl>
+    <w:lvl w:ilvl="5" w:tplc="FFFFFFFF" w:tentative="1">
+      <w:start w:val="1"/>
+      <w:numFmt w:val="lowerRoman"/>
+      <w:lvlText w:val="%6."/>
+      <w:lvlJc w:val="right"/>
+      <w:pPr>
+        <w:ind w:left="4320" w:hanging="180"/>
+      </w:pPr>
+    </w:lvl>
+    <w:lvl w:ilvl="6" w:tplc="FFFFFFFF" w:tentative="1">
+      <w:start w:val="1"/>
+      <w:numFmt w:val="decimal"/>
+      <w:lvlText w:val="%7."/>
+      <w:lvlJc w:val="left"/>
+      <w:pPr>
+        <w:ind w:left="5040" w:hanging="360"/>
+      </w:pPr>
+    </w:lvl>
+    <w:lvl w:ilvl="7" w:tplc="FFFFFFFF" w:tentative="1">
+      <w:start w:val="1"/>
+      <w:numFmt w:val="lowerLetter"/>
+      <w:lvlText w:val="%8."/>
+      <w:lvlJc w:val="left"/>
+      <w:pPr>
+        <w:ind w:left="5760" w:hanging="360"/>
+      </w:pPr>
+    </w:lvl>
+    <w:lvl w:ilvl="8" w:tplc="FFFFFFFF" w:tentative="1">
+      <w:start w:val="1"/>
+      <w:numFmt w:val="lowerRoman"/>
+      <w:lvlText w:val="%9."/>
+      <w:lvlJc w:val="right"/>
+      <w:pPr>
+        <w:ind w:left="6480" w:hanging="180"/>
+      </w:pPr>
+    </w:lvl>
+  </w:abstractNum>
+  <w:abstractNum w:abstractNumId="9" w15:restartNumberingAfterBreak="0">
+    <w:nsid w:val="21B60C0D"/>
+    <w:multiLevelType w:val="hybridMultilevel"/>
+    <w:tmpl w:val="FAECF0C4"/>
+    <w:lvl w:ilvl="0" w:tplc="BD029E64">
+      <w:numFmt w:val="decimal"/>
+      <w:lvlText w:val="%1"/>
+      <w:lvlJc w:val="left"/>
+      <w:pPr>
+        <w:ind w:left="1080" w:hanging="360"/>
+      </w:pPr>
+      <w:rPr>
+        <w:rFonts w:hint="default"/>
+        <w:b/>
+      </w:rPr>
+    </w:lvl>
+    <w:lvl w:ilvl="1" w:tplc="04160019" w:tentative="1">
+      <w:start w:val="1"/>
+      <w:numFmt w:val="lowerLetter"/>
+      <w:lvlText w:val="%2."/>
+      <w:lvlJc w:val="left"/>
+      <w:pPr>
+        <w:ind w:left="1440" w:hanging="360"/>
+      </w:pPr>
+    </w:lvl>
+    <w:lvl w:ilvl="2" w:tplc="0416001B" w:tentative="1">
+      <w:start w:val="1"/>
+      <w:numFmt w:val="lowerRoman"/>
+      <w:lvlText w:val="%3."/>
+      <w:lvlJc w:val="right"/>
+      <w:pPr>
+        <w:ind w:left="2160" w:hanging="180"/>
+      </w:pPr>
+    </w:lvl>
+    <w:lvl w:ilvl="3" w:tplc="0416000F" w:tentative="1">
+      <w:start w:val="1"/>
+      <w:numFmt w:val="decimal"/>
+      <w:lvlText w:val="%4."/>
+      <w:lvlJc w:val="left"/>
+      <w:pPr>
+        <w:ind w:left="2880" w:hanging="360"/>
+      </w:pPr>
+    </w:lvl>
+    <w:lvl w:ilvl="4" w:tplc="04160019" w:tentative="1">
+      <w:start w:val="1"/>
+      <w:numFmt w:val="lowerLetter"/>
+      <w:lvlText w:val="%5."/>
+      <w:lvlJc w:val="left"/>
+      <w:pPr>
+        <w:ind w:left="3600" w:hanging="360"/>
+      </w:pPr>
+    </w:lvl>
+    <w:lvl w:ilvl="5" w:tplc="0416001B" w:tentative="1">
+      <w:start w:val="1"/>
+      <w:numFmt w:val="lowerRoman"/>
+      <w:lvlText w:val="%6."/>
+      <w:lvlJc w:val="right"/>
+      <w:pPr>
+        <w:ind w:left="4320" w:hanging="180"/>
+      </w:pPr>
+    </w:lvl>
+    <w:lvl w:ilvl="6" w:tplc="0416000F" w:tentative="1">
+      <w:start w:val="1"/>
+      <w:numFmt w:val="decimal"/>
+      <w:lvlText w:val="%7."/>
+      <w:lvlJc w:val="left"/>
+      <w:pPr>
+        <w:ind w:left="5040" w:hanging="360"/>
+      </w:pPr>
+    </w:lvl>
+    <w:lvl w:ilvl="7" w:tplc="04160019" w:tentative="1">
+      <w:start w:val="1"/>
+      <w:numFmt w:val="lowerLetter"/>
+      <w:lvlText w:val="%8."/>
+      <w:lvlJc w:val="left"/>
+      <w:pPr>
+        <w:ind w:left="5760" w:hanging="360"/>
+      </w:pPr>
+    </w:lvl>
+    <w:lvl w:ilvl="8" w:tplc="0416001B" w:tentative="1">
+      <w:start w:val="1"/>
+      <w:numFmt w:val="lowerRoman"/>
+      <w:lvlText w:val="%9."/>
+      <w:lvlJc w:val="right"/>
+      <w:pPr>
+        <w:ind w:left="6480" w:hanging="180"/>
+      </w:pPr>
+    </w:lvl>
+  </w:abstractNum>
+  <w:abstractNum w:abstractNumId="10" w15:restartNumberingAfterBreak="0">
+    <w:nsid w:val="26BA7A5F"/>
+    <w:multiLevelType w:val="hybridMultilevel"/>
+    <w:tmpl w:val="DC80A28A"/>
+    <w:lvl w:ilvl="0" w:tplc="FFFFFFFF">
+      <w:start w:val="1"/>
+      <w:numFmt w:val="ideographDigital"/>
+      <w:lvlText w:val=""/>
+      <w:lvlJc w:val="left"/>
+    </w:lvl>
+    <w:lvl w:ilvl="1" w:tplc="04160001">
+      <w:start w:val="1"/>
+      <w:numFmt w:val="bullet"/>
+      <w:lvlText w:val=""/>
+      <w:lvlJc w:val="left"/>
+      <w:pPr>
+        <w:ind w:left="360" w:hanging="360"/>
+      </w:pPr>
+      <w:rPr>
+        <w:rFonts w:ascii="Symbol" w:hAnsi="Symbol" w:hint="default"/>
+      </w:rPr>
+    </w:lvl>
+    <w:lvl w:ilvl="2" w:tplc="FFFFFFFF">
+      <w:numFmt w:val="decimal"/>
+      <w:lvlText w:val=""/>
+      <w:lvlJc w:val="left"/>
+    </w:lvl>
+    <w:lvl w:ilvl="3" w:tplc="FFFFFFFF">
+      <w:numFmt w:val="decimal"/>
+      <w:lvlText w:val=""/>
+      <w:lvlJc w:val="left"/>
+    </w:lvl>
+    <w:lvl w:ilvl="4" w:tplc="FFFFFFFF">
+      <w:numFmt w:val="decimal"/>
+      <w:lvlText w:val=""/>
+      <w:lvlJc w:val="left"/>
+    </w:lvl>
+    <w:lvl w:ilvl="5" w:tplc="FFFFFFFF">
+      <w:numFmt w:val="decimal"/>
+      <w:lvlText w:val=""/>
+      <w:lvlJc w:val="left"/>
+    </w:lvl>
+    <w:lvl w:ilvl="6" w:tplc="FFFFFFFF">
+      <w:numFmt w:val="decimal"/>
+      <w:lvlText w:val=""/>
+      <w:lvlJc w:val="left"/>
+    </w:lvl>
+    <w:lvl w:ilvl="7" w:tplc="FFFFFFFF">
+      <w:numFmt w:val="decimal"/>
+      <w:lvlText w:val=""/>
+      <w:lvlJc w:val="left"/>
+    </w:lvl>
+    <w:lvl w:ilvl="8" w:tplc="FFFFFFFF">
+      <w:numFmt w:val="decimal"/>
+      <w:lvlText w:val=""/>
+      <w:lvlJc w:val="left"/>
+    </w:lvl>
+  </w:abstractNum>
+  <w:abstractNum w:abstractNumId="11" w15:restartNumberingAfterBreak="0">
+    <w:nsid w:val="31E9B1FC"/>
+    <w:multiLevelType w:val="hybridMultilevel"/>
+    <w:tmpl w:val="FFFFFFFF"/>
+    <w:lvl w:ilvl="0" w:tplc="FFFFFFFF">
+      <w:start w:val="1"/>
+      <w:numFmt w:val="bullet"/>
+      <w:lvlText w:val="•"/>
+      <w:lvlJc w:val="left"/>
+    </w:lvl>
+    <w:lvl w:ilvl="1" w:tplc="FFFFFFFF">
+      <w:numFmt w:val="decimal"/>
+      <w:lvlText w:val=""/>
+      <w:lvlJc w:val="left"/>
+    </w:lvl>
+    <w:lvl w:ilvl="2" w:tplc="FFFFFFFF">
+      <w:numFmt w:val="decimal"/>
+      <w:lvlText w:val=""/>
+      <w:lvlJc w:val="left"/>
+    </w:lvl>
+    <w:lvl w:ilvl="3" w:tplc="FFFFFFFF">
+      <w:numFmt w:val="decimal"/>
+      <w:lvlText w:val=""/>
+      <w:lvlJc w:val="left"/>
+    </w:lvl>
+    <w:lvl w:ilvl="4" w:tplc="FFFFFFFF">
+      <w:numFmt w:val="decimal"/>
+      <w:lvlText w:val=""/>
+      <w:lvlJc w:val="left"/>
+    </w:lvl>
+    <w:lvl w:ilvl="5" w:tplc="FFFFFFFF">
+      <w:numFmt w:val="decimal"/>
+      <w:lvlText w:val=""/>
+      <w:lvlJc w:val="left"/>
+    </w:lvl>
+    <w:lvl w:ilvl="6" w:tplc="FFFFFFFF">
+      <w:numFmt w:val="decimal"/>
+      <w:lvlText w:val=""/>
+      <w:lvlJc w:val="left"/>
+    </w:lvl>
+    <w:lvl w:ilvl="7" w:tplc="FFFFFFFF">
+      <w:numFmt w:val="decimal"/>
+      <w:lvlText w:val=""/>
+      <w:lvlJc w:val="left"/>
+    </w:lvl>
+    <w:lvl w:ilvl="8" w:tplc="FFFFFFFF">
+      <w:numFmt w:val="decimal"/>
+      <w:lvlText w:val=""/>
+      <w:lvlJc w:val="left"/>
+    </w:lvl>
+  </w:abstractNum>
+  <w:abstractNum w:abstractNumId="12" w15:restartNumberingAfterBreak="0">
+    <w:nsid w:val="325D6165"/>
+    <w:multiLevelType w:val="hybridMultilevel"/>
+    <w:tmpl w:val="D83AE8F4"/>
+    <w:lvl w:ilvl="0" w:tplc="FFFFFFFF">
+      <w:start w:val="1"/>
+      <w:numFmt w:val="decimal"/>
+      <w:lvlText w:val="%1."/>
+      <w:lvlJc w:val="left"/>
+      <w:pPr>
+        <w:ind w:left="720" w:hanging="360"/>
+      </w:pPr>
+    </w:lvl>
+    <w:lvl w:ilvl="1" w:tplc="FFFFFFFF">
+      <w:start w:val="1"/>
+      <w:numFmt w:val="lowerLetter"/>
+      <w:lvlText w:val="%2."/>
+      <w:lvlJc w:val="left"/>
+      <w:pPr>
+        <w:ind w:left="1440" w:hanging="360"/>
+      </w:pPr>
+    </w:lvl>
+    <w:lvl w:ilvl="2" w:tplc="FFFFFFFF" w:tentative="1">
+      <w:start w:val="1"/>
+      <w:numFmt w:val="lowerRoman"/>
+      <w:lvlText w:val="%3."/>
+      <w:lvlJc w:val="right"/>
+      <w:pPr>
+        <w:ind w:left="2160" w:hanging="180"/>
+      </w:pPr>
+    </w:lvl>
+    <w:lvl w:ilvl="3" w:tplc="FFFFFFFF" w:tentative="1">
+      <w:start w:val="1"/>
+      <w:numFmt w:val="decimal"/>
+      <w:lvlText w:val="%4."/>
+      <w:lvlJc w:val="left"/>
+      <w:pPr>
+        <w:ind w:left="2880" w:hanging="360"/>
+      </w:pPr>
+    </w:lvl>
+    <w:lvl w:ilvl="4" w:tplc="FFFFFFFF" w:tentative="1">
+      <w:start w:val="1"/>
+      <w:numFmt w:val="lowerLetter"/>
+      <w:lvlText w:val="%5."/>
+      <w:lvlJc w:val="left"/>
+      <w:pPr>
+        <w:ind w:left="3600" w:hanging="360"/>
+      </w:pPr>
+    </w:lvl>
+    <w:lvl w:ilvl="5" w:tplc="FFFFFFFF" w:tentative="1">
+      <w:start w:val="1"/>
+      <w:numFmt w:val="lowerRoman"/>
+      <w:lvlText w:val="%6."/>
+      <w:lvlJc w:val="right"/>
+      <w:pPr>
+        <w:ind w:left="4320" w:hanging="180"/>
+      </w:pPr>
+    </w:lvl>
+    <w:lvl w:ilvl="6" w:tplc="FFFFFFFF" w:tentative="1">
+      <w:start w:val="1"/>
+      <w:numFmt w:val="decimal"/>
+      <w:lvlText w:val="%7."/>
+      <w:lvlJc w:val="left"/>
+      <w:pPr>
+        <w:ind w:left="5040" w:hanging="360"/>
+      </w:pPr>
+    </w:lvl>
+    <w:lvl w:ilvl="7" w:tplc="FFFFFFFF" w:tentative="1">
+      <w:start w:val="1"/>
+      <w:numFmt w:val="lowerLetter"/>
+      <w:lvlText w:val="%8."/>
+      <w:lvlJc w:val="left"/>
+      <w:pPr>
+        <w:ind w:left="5760" w:hanging="360"/>
+      </w:pPr>
+    </w:lvl>
+    <w:lvl w:ilvl="8" w:tplc="FFFFFFFF" w:tentative="1">
+      <w:start w:val="1"/>
+      <w:numFmt w:val="lowerRoman"/>
+      <w:lvlText w:val="%9."/>
+      <w:lvlJc w:val="right"/>
+      <w:pPr>
+        <w:ind w:left="6480" w:hanging="180"/>
+      </w:pPr>
+    </w:lvl>
+  </w:abstractNum>
+  <w:abstractNum w:abstractNumId="13" w15:restartNumberingAfterBreak="0">
+    <w:nsid w:val="3AF62DFF"/>
+    <w:multiLevelType w:val="hybridMultilevel"/>
+    <w:tmpl w:val="035AF67A"/>
+    <w:lvl w:ilvl="0" w:tplc="BD029E64">
+      <w:numFmt w:val="decimal"/>
+      <w:lvlText w:val="%1"/>
+      <w:lvlJc w:val="left"/>
+      <w:pPr>
+        <w:ind w:left="1080" w:hanging="360"/>
+      </w:pPr>
+      <w:rPr>
+        <w:rFonts w:hint="default"/>
+        <w:b/>
+      </w:rPr>
+    </w:lvl>
+    <w:lvl w:ilvl="1" w:tplc="04160019">
+      <w:start w:val="1"/>
+      <w:numFmt w:val="lowerLetter"/>
+      <w:lvlText w:val="%2."/>
+      <w:lvlJc w:val="left"/>
+      <w:pPr>
+        <w:ind w:left="1800" w:hanging="360"/>
+      </w:pPr>
+    </w:lvl>
+    <w:lvl w:ilvl="2" w:tplc="0416001B" w:tentative="1">
+      <w:start w:val="1"/>
+      <w:numFmt w:val="lowerRoman"/>
+      <w:lvlText w:val="%3."/>
+      <w:lvlJc w:val="right"/>
+      <w:pPr>
+        <w:ind w:left="2520" w:hanging="180"/>
+      </w:pPr>
+    </w:lvl>
+    <w:lvl w:ilvl="3" w:tplc="0416000F" w:tentative="1">
+      <w:start w:val="1"/>
+      <w:numFmt w:val="decimal"/>
+      <w:lvlText w:val="%4."/>
+      <w:lvlJc w:val="left"/>
+      <w:pPr>
+        <w:ind w:left="3240" w:hanging="360"/>
+      </w:pPr>
+    </w:lvl>
+    <w:lvl w:ilvl="4" w:tplc="04160019" w:tentative="1">
+      <w:start w:val="1"/>
+      <w:numFmt w:val="lowerLetter"/>
+      <w:lvlText w:val="%5."/>
+      <w:lvlJc w:val="left"/>
+      <w:pPr>
+        <w:ind w:left="3960" w:hanging="360"/>
+      </w:pPr>
+    </w:lvl>
+    <w:lvl w:ilvl="5" w:tplc="0416001B" w:tentative="1">
+      <w:start w:val="1"/>
+      <w:numFmt w:val="lowerRoman"/>
+      <w:lvlText w:val="%6."/>
+      <w:lvlJc w:val="right"/>
+      <w:pPr>
+        <w:ind w:left="4680" w:hanging="180"/>
+      </w:pPr>
+    </w:lvl>
+    <w:lvl w:ilvl="6" w:tplc="0416000F" w:tentative="1">
+      <w:start w:val="1"/>
+      <w:numFmt w:val="decimal"/>
+      <w:lvlText w:val="%7."/>
+      <w:lvlJc w:val="left"/>
+      <w:pPr>
+        <w:ind w:left="5400" w:hanging="360"/>
+      </w:pPr>
+    </w:lvl>
+    <w:lvl w:ilvl="7" w:tplc="04160019" w:tentative="1">
+      <w:start w:val="1"/>
+      <w:numFmt w:val="lowerLetter"/>
+      <w:lvlText w:val="%8."/>
+      <w:lvlJc w:val="left"/>
+      <w:pPr>
+        <w:ind w:left="6120" w:hanging="360"/>
+      </w:pPr>
+    </w:lvl>
+    <w:lvl w:ilvl="8" w:tplc="0416001B" w:tentative="1">
+      <w:start w:val="1"/>
+      <w:numFmt w:val="lowerRoman"/>
+      <w:lvlText w:val="%9."/>
+      <w:lvlJc w:val="right"/>
+      <w:pPr>
+        <w:ind w:left="6840" w:hanging="180"/>
+      </w:pPr>
+    </w:lvl>
+  </w:abstractNum>
+  <w:abstractNum w:abstractNumId="14" w15:restartNumberingAfterBreak="0">
     <w:nsid w:val="4FF24A01"/>
     <w:multiLevelType w:val="hybridMultilevel"/>
     <w:tmpl w:val="9606134C"/>
@@ -1831,7 +4390,230 @@
       </w:pPr>
     </w:lvl>
   </w:abstractNum>
-  <w:abstractNum w:abstractNumId="6" w15:restartNumberingAfterBreak="0">
+  <w:abstractNum w:abstractNumId="15" w15:restartNumberingAfterBreak="0">
+    <w:nsid w:val="54A5C768"/>
+    <w:multiLevelType w:val="hybridMultilevel"/>
+    <w:tmpl w:val="FFFFFFFF"/>
+    <w:lvl w:ilvl="0" w:tplc="FFFFFFFF">
+      <w:start w:val="1"/>
+      <w:numFmt w:val="bullet"/>
+      <w:lvlText w:val="•"/>
+      <w:lvlJc w:val="left"/>
+    </w:lvl>
+    <w:lvl w:ilvl="1" w:tplc="FFFFFFFF">
+      <w:numFmt w:val="decimal"/>
+      <w:lvlText w:val=""/>
+      <w:lvlJc w:val="left"/>
+    </w:lvl>
+    <w:lvl w:ilvl="2" w:tplc="FFFFFFFF">
+      <w:numFmt w:val="decimal"/>
+      <w:lvlText w:val=""/>
+      <w:lvlJc w:val="left"/>
+    </w:lvl>
+    <w:lvl w:ilvl="3" w:tplc="FFFFFFFF">
+      <w:numFmt w:val="decimal"/>
+      <w:lvlText w:val=""/>
+      <w:lvlJc w:val="left"/>
+    </w:lvl>
+    <w:lvl w:ilvl="4" w:tplc="FFFFFFFF">
+      <w:numFmt w:val="decimal"/>
+      <w:lvlText w:val=""/>
+      <w:lvlJc w:val="left"/>
+    </w:lvl>
+    <w:lvl w:ilvl="5" w:tplc="FFFFFFFF">
+      <w:numFmt w:val="decimal"/>
+      <w:lvlText w:val=""/>
+      <w:lvlJc w:val="left"/>
+    </w:lvl>
+    <w:lvl w:ilvl="6" w:tplc="FFFFFFFF">
+      <w:numFmt w:val="decimal"/>
+      <w:lvlText w:val=""/>
+      <w:lvlJc w:val="left"/>
+    </w:lvl>
+    <w:lvl w:ilvl="7" w:tplc="FFFFFFFF">
+      <w:numFmt w:val="decimal"/>
+      <w:lvlText w:val=""/>
+      <w:lvlJc w:val="left"/>
+    </w:lvl>
+    <w:lvl w:ilvl="8" w:tplc="FFFFFFFF">
+      <w:numFmt w:val="decimal"/>
+      <w:lvlText w:val=""/>
+      <w:lvlJc w:val="left"/>
+    </w:lvl>
+  </w:abstractNum>
+  <w:abstractNum w:abstractNumId="16" w15:restartNumberingAfterBreak="0">
+    <w:nsid w:val="5EBF018E"/>
+    <w:multiLevelType w:val="hybridMultilevel"/>
+    <w:tmpl w:val="C0EEDBD2"/>
+    <w:lvl w:ilvl="0" w:tplc="0416000F">
+      <w:start w:val="1"/>
+      <w:numFmt w:val="decimal"/>
+      <w:lvlText w:val="%1."/>
+      <w:lvlJc w:val="left"/>
+      <w:pPr>
+        <w:ind w:left="1440" w:hanging="360"/>
+      </w:pPr>
+    </w:lvl>
+    <w:lvl w:ilvl="1" w:tplc="04160019" w:tentative="1">
+      <w:start w:val="1"/>
+      <w:numFmt w:val="lowerLetter"/>
+      <w:lvlText w:val="%2."/>
+      <w:lvlJc w:val="left"/>
+      <w:pPr>
+        <w:ind w:left="2160" w:hanging="360"/>
+      </w:pPr>
+    </w:lvl>
+    <w:lvl w:ilvl="2" w:tplc="0416001B" w:tentative="1">
+      <w:start w:val="1"/>
+      <w:numFmt w:val="lowerRoman"/>
+      <w:lvlText w:val="%3."/>
+      <w:lvlJc w:val="right"/>
+      <w:pPr>
+        <w:ind w:left="2880" w:hanging="180"/>
+      </w:pPr>
+    </w:lvl>
+    <w:lvl w:ilvl="3" w:tplc="0416000F" w:tentative="1">
+      <w:start w:val="1"/>
+      <w:numFmt w:val="decimal"/>
+      <w:lvlText w:val="%4."/>
+      <w:lvlJc w:val="left"/>
+      <w:pPr>
+        <w:ind w:left="3600" w:hanging="360"/>
+      </w:pPr>
+    </w:lvl>
+    <w:lvl w:ilvl="4" w:tplc="04160019" w:tentative="1">
+      <w:start w:val="1"/>
+      <w:numFmt w:val="lowerLetter"/>
+      <w:lvlText w:val="%5."/>
+      <w:lvlJc w:val="left"/>
+      <w:pPr>
+        <w:ind w:left="4320" w:hanging="360"/>
+      </w:pPr>
+    </w:lvl>
+    <w:lvl w:ilvl="5" w:tplc="0416001B" w:tentative="1">
+      <w:start w:val="1"/>
+      <w:numFmt w:val="lowerRoman"/>
+      <w:lvlText w:val="%6."/>
+      <w:lvlJc w:val="right"/>
+      <w:pPr>
+        <w:ind w:left="5040" w:hanging="180"/>
+      </w:pPr>
+    </w:lvl>
+    <w:lvl w:ilvl="6" w:tplc="0416000F" w:tentative="1">
+      <w:start w:val="1"/>
+      <w:numFmt w:val="decimal"/>
+      <w:lvlText w:val="%7."/>
+      <w:lvlJc w:val="left"/>
+      <w:pPr>
+        <w:ind w:left="5760" w:hanging="360"/>
+      </w:pPr>
+    </w:lvl>
+    <w:lvl w:ilvl="7" w:tplc="04160019" w:tentative="1">
+      <w:start w:val="1"/>
+      <w:numFmt w:val="lowerLetter"/>
+      <w:lvlText w:val="%8."/>
+      <w:lvlJc w:val="left"/>
+      <w:pPr>
+        <w:ind w:left="6480" w:hanging="360"/>
+      </w:pPr>
+    </w:lvl>
+    <w:lvl w:ilvl="8" w:tplc="0416001B" w:tentative="1">
+      <w:start w:val="1"/>
+      <w:numFmt w:val="lowerRoman"/>
+      <w:lvlText w:val="%9."/>
+      <w:lvlJc w:val="right"/>
+      <w:pPr>
+        <w:ind w:left="7200" w:hanging="180"/>
+      </w:pPr>
+    </w:lvl>
+  </w:abstractNum>
+  <w:abstractNum w:abstractNumId="17" w15:restartNumberingAfterBreak="0">
+    <w:nsid w:val="65E01E6E"/>
+    <w:multiLevelType w:val="hybridMultilevel"/>
+    <w:tmpl w:val="9210EE9E"/>
+    <w:lvl w:ilvl="0" w:tplc="FFFFFFFF">
+      <w:start w:val="1"/>
+      <w:numFmt w:val="decimal"/>
+      <w:lvlText w:val="%1."/>
+      <w:lvlJc w:val="left"/>
+      <w:pPr>
+        <w:ind w:left="720" w:hanging="360"/>
+      </w:pPr>
+    </w:lvl>
+    <w:lvl w:ilvl="1" w:tplc="FFFFFFFF">
+      <w:start w:val="1"/>
+      <w:numFmt w:val="lowerLetter"/>
+      <w:lvlText w:val="%2."/>
+      <w:lvlJc w:val="left"/>
+      <w:pPr>
+        <w:ind w:left="1440" w:hanging="360"/>
+      </w:pPr>
+    </w:lvl>
+    <w:lvl w:ilvl="2" w:tplc="FFFFFFFF" w:tentative="1">
+      <w:start w:val="1"/>
+      <w:numFmt w:val="lowerRoman"/>
+      <w:lvlText w:val="%3."/>
+      <w:lvlJc w:val="right"/>
+      <w:pPr>
+        <w:ind w:left="2160" w:hanging="180"/>
+      </w:pPr>
+    </w:lvl>
+    <w:lvl w:ilvl="3" w:tplc="FFFFFFFF" w:tentative="1">
+      <w:start w:val="1"/>
+      <w:numFmt w:val="decimal"/>
+      <w:lvlText w:val="%4."/>
+      <w:lvlJc w:val="left"/>
+      <w:pPr>
+        <w:ind w:left="2880" w:hanging="360"/>
+      </w:pPr>
+    </w:lvl>
+    <w:lvl w:ilvl="4" w:tplc="FFFFFFFF" w:tentative="1">
+      <w:start w:val="1"/>
+      <w:numFmt w:val="lowerLetter"/>
+      <w:lvlText w:val="%5."/>
+      <w:lvlJc w:val="left"/>
+      <w:pPr>
+        <w:ind w:left="3600" w:hanging="360"/>
+      </w:pPr>
+    </w:lvl>
+    <w:lvl w:ilvl="5" w:tplc="FFFFFFFF" w:tentative="1">
+      <w:start w:val="1"/>
+      <w:numFmt w:val="lowerRoman"/>
+      <w:lvlText w:val="%6."/>
+      <w:lvlJc w:val="right"/>
+      <w:pPr>
+        <w:ind w:left="4320" w:hanging="180"/>
+      </w:pPr>
+    </w:lvl>
+    <w:lvl w:ilvl="6" w:tplc="FFFFFFFF" w:tentative="1">
+      <w:start w:val="1"/>
+      <w:numFmt w:val="decimal"/>
+      <w:lvlText w:val="%7."/>
+      <w:lvlJc w:val="left"/>
+      <w:pPr>
+        <w:ind w:left="5040" w:hanging="360"/>
+      </w:pPr>
+    </w:lvl>
+    <w:lvl w:ilvl="7" w:tplc="FFFFFFFF" w:tentative="1">
+      <w:start w:val="1"/>
+      <w:numFmt w:val="lowerLetter"/>
+      <w:lvlText w:val="%8."/>
+      <w:lvlJc w:val="left"/>
+      <w:pPr>
+        <w:ind w:left="5760" w:hanging="360"/>
+      </w:pPr>
+    </w:lvl>
+    <w:lvl w:ilvl="8" w:tplc="FFFFFFFF" w:tentative="1">
+      <w:start w:val="1"/>
+      <w:numFmt w:val="lowerRoman"/>
+      <w:lvlText w:val="%9."/>
+      <w:lvlJc w:val="right"/>
+      <w:pPr>
+        <w:ind w:left="6480" w:hanging="180"/>
+      </w:pPr>
+    </w:lvl>
+  </w:abstractNum>
+  <w:abstractNum w:abstractNumId="18" w15:restartNumberingAfterBreak="0">
     <w:nsid w:val="68EB5D72"/>
     <w:multiLevelType w:val="hybridMultilevel"/>
     <w:tmpl w:val="524C9A8C"/>
@@ -1944,7 +4726,182 @@
       </w:rPr>
     </w:lvl>
   </w:abstractNum>
-  <w:abstractNum w:abstractNumId="7" w15:restartNumberingAfterBreak="0">
+  <w:abstractNum w:abstractNumId="19" w15:restartNumberingAfterBreak="0">
+    <w:nsid w:val="72E76211"/>
+    <w:multiLevelType w:val="hybridMultilevel"/>
+    <w:tmpl w:val="48EE37AA"/>
+    <w:lvl w:ilvl="0" w:tplc="FFFFFFFF">
+      <w:start w:val="1"/>
+      <w:numFmt w:val="decimal"/>
+      <w:lvlText w:val="%1."/>
+      <w:lvlJc w:val="left"/>
+      <w:pPr>
+        <w:ind w:left="720" w:hanging="360"/>
+      </w:pPr>
+    </w:lvl>
+    <w:lvl w:ilvl="1" w:tplc="FFFFFFFF">
+      <w:start w:val="1"/>
+      <w:numFmt w:val="lowerLetter"/>
+      <w:lvlText w:val="%2."/>
+      <w:lvlJc w:val="left"/>
+      <w:pPr>
+        <w:ind w:left="1440" w:hanging="360"/>
+      </w:pPr>
+    </w:lvl>
+    <w:lvl w:ilvl="2" w:tplc="FFFFFFFF" w:tentative="1">
+      <w:start w:val="1"/>
+      <w:numFmt w:val="lowerRoman"/>
+      <w:lvlText w:val="%3."/>
+      <w:lvlJc w:val="right"/>
+      <w:pPr>
+        <w:ind w:left="2160" w:hanging="180"/>
+      </w:pPr>
+    </w:lvl>
+    <w:lvl w:ilvl="3" w:tplc="FFFFFFFF" w:tentative="1">
+      <w:start w:val="1"/>
+      <w:numFmt w:val="decimal"/>
+      <w:lvlText w:val="%4."/>
+      <w:lvlJc w:val="left"/>
+      <w:pPr>
+        <w:ind w:left="2880" w:hanging="360"/>
+      </w:pPr>
+    </w:lvl>
+    <w:lvl w:ilvl="4" w:tplc="FFFFFFFF" w:tentative="1">
+      <w:start w:val="1"/>
+      <w:numFmt w:val="lowerLetter"/>
+      <w:lvlText w:val="%5."/>
+      <w:lvlJc w:val="left"/>
+      <w:pPr>
+        <w:ind w:left="3600" w:hanging="360"/>
+      </w:pPr>
+    </w:lvl>
+    <w:lvl w:ilvl="5" w:tplc="FFFFFFFF" w:tentative="1">
+      <w:start w:val="1"/>
+      <w:numFmt w:val="lowerRoman"/>
+      <w:lvlText w:val="%6."/>
+      <w:lvlJc w:val="right"/>
+      <w:pPr>
+        <w:ind w:left="4320" w:hanging="180"/>
+      </w:pPr>
+    </w:lvl>
+    <w:lvl w:ilvl="6" w:tplc="FFFFFFFF" w:tentative="1">
+      <w:start w:val="1"/>
+      <w:numFmt w:val="decimal"/>
+      <w:lvlText w:val="%7."/>
+      <w:lvlJc w:val="left"/>
+      <w:pPr>
+        <w:ind w:left="5040" w:hanging="360"/>
+      </w:pPr>
+    </w:lvl>
+    <w:lvl w:ilvl="7" w:tplc="FFFFFFFF" w:tentative="1">
+      <w:start w:val="1"/>
+      <w:numFmt w:val="lowerLetter"/>
+      <w:lvlText w:val="%8."/>
+      <w:lvlJc w:val="left"/>
+      <w:pPr>
+        <w:ind w:left="5760" w:hanging="360"/>
+      </w:pPr>
+    </w:lvl>
+    <w:lvl w:ilvl="8" w:tplc="FFFFFFFF" w:tentative="1">
+      <w:start w:val="1"/>
+      <w:numFmt w:val="lowerRoman"/>
+      <w:lvlText w:val="%9."/>
+      <w:lvlJc w:val="right"/>
+      <w:pPr>
+        <w:ind w:left="6480" w:hanging="180"/>
+      </w:pPr>
+    </w:lvl>
+  </w:abstractNum>
+  <w:abstractNum w:abstractNumId="20" w15:restartNumberingAfterBreak="0">
+    <w:nsid w:val="761264A7"/>
+    <w:multiLevelType w:val="hybridMultilevel"/>
+    <w:tmpl w:val="3780A7EE"/>
+    <w:lvl w:ilvl="0" w:tplc="FFFFFFFF">
+      <w:start w:val="1"/>
+      <w:numFmt w:val="decimal"/>
+      <w:lvlText w:val="%1."/>
+      <w:lvlJc w:val="left"/>
+      <w:pPr>
+        <w:ind w:left="720" w:hanging="360"/>
+      </w:pPr>
+    </w:lvl>
+    <w:lvl w:ilvl="1" w:tplc="04160001">
+      <w:start w:val="1"/>
+      <w:numFmt w:val="bullet"/>
+      <w:lvlText w:val=""/>
+      <w:lvlJc w:val="left"/>
+      <w:pPr>
+        <w:ind w:left="1440" w:hanging="360"/>
+      </w:pPr>
+      <w:rPr>
+        <w:rFonts w:ascii="Symbol" w:hAnsi="Symbol" w:hint="default"/>
+      </w:rPr>
+    </w:lvl>
+    <w:lvl w:ilvl="2" w:tplc="FFFFFFFF" w:tentative="1">
+      <w:start w:val="1"/>
+      <w:numFmt w:val="lowerRoman"/>
+      <w:lvlText w:val="%3."/>
+      <w:lvlJc w:val="right"/>
+      <w:pPr>
+        <w:ind w:left="2160" w:hanging="180"/>
+      </w:pPr>
+    </w:lvl>
+    <w:lvl w:ilvl="3" w:tplc="FFFFFFFF" w:tentative="1">
+      <w:start w:val="1"/>
+      <w:numFmt w:val="decimal"/>
+      <w:lvlText w:val="%4."/>
+      <w:lvlJc w:val="left"/>
+      <w:pPr>
+        <w:ind w:left="2880" w:hanging="360"/>
+      </w:pPr>
+    </w:lvl>
+    <w:lvl w:ilvl="4" w:tplc="FFFFFFFF" w:tentative="1">
+      <w:start w:val="1"/>
+      <w:numFmt w:val="lowerLetter"/>
+      <w:lvlText w:val="%5."/>
+      <w:lvlJc w:val="left"/>
+      <w:pPr>
+        <w:ind w:left="3600" w:hanging="360"/>
+      </w:pPr>
+    </w:lvl>
+    <w:lvl w:ilvl="5" w:tplc="FFFFFFFF" w:tentative="1">
+      <w:start w:val="1"/>
+      <w:numFmt w:val="lowerRoman"/>
+      <w:lvlText w:val="%6."/>
+      <w:lvlJc w:val="right"/>
+      <w:pPr>
+        <w:ind w:left="4320" w:hanging="180"/>
+      </w:pPr>
+    </w:lvl>
+    <w:lvl w:ilvl="6" w:tplc="FFFFFFFF" w:tentative="1">
+      <w:start w:val="1"/>
+      <w:numFmt w:val="decimal"/>
+      <w:lvlText w:val="%7."/>
+      <w:lvlJc w:val="left"/>
+      <w:pPr>
+        <w:ind w:left="5040" w:hanging="360"/>
+      </w:pPr>
+    </w:lvl>
+    <w:lvl w:ilvl="7" w:tplc="FFFFFFFF" w:tentative="1">
+      <w:start w:val="1"/>
+      <w:numFmt w:val="lowerLetter"/>
+      <w:lvlText w:val="%8."/>
+      <w:lvlJc w:val="left"/>
+      <w:pPr>
+        <w:ind w:left="5760" w:hanging="360"/>
+      </w:pPr>
+    </w:lvl>
+    <w:lvl w:ilvl="8" w:tplc="FFFFFFFF" w:tentative="1">
+      <w:start w:val="1"/>
+      <w:numFmt w:val="lowerRoman"/>
+      <w:lvlText w:val="%9."/>
+      <w:lvlJc w:val="right"/>
+      <w:pPr>
+        <w:ind w:left="6480" w:hanging="180"/>
+      </w:pPr>
+    </w:lvl>
+  </w:abstractNum>
+  <w:abstractNum w:abstractNumId="21" w15:restartNumberingAfterBreak="0">
     <w:nsid w:val="77C51924"/>
     <w:multiLevelType w:val="hybridMultilevel"/>
     <w:tmpl w:val="560C7FE8"/>
@@ -2057,7 +5014,7 @@
       </w:rPr>
     </w:lvl>
   </w:abstractNum>
-  <w:abstractNum w:abstractNumId="8" w15:restartNumberingAfterBreak="0">
+  <w:abstractNum w:abstractNumId="22" w15:restartNumberingAfterBreak="0">
     <w:nsid w:val="7D6315E8"/>
     <w:multiLevelType w:val="hybridMultilevel"/>
     <w:tmpl w:val="1108DBD0"/>
@@ -2144,31 +5101,73 @@
     </w:lvl>
   </w:abstractNum>
   <w:num w:numId="1" w16cid:durableId="1593932838">
+    <w:abstractNumId w:val="6"/>
+  </w:num>
+  <w:num w:numId="2" w16cid:durableId="1180192835">
+    <w:abstractNumId w:val="18"/>
+  </w:num>
+  <w:num w:numId="3" w16cid:durableId="1574705050">
+    <w:abstractNumId w:val="2"/>
+  </w:num>
+  <w:num w:numId="4" w16cid:durableId="2045983267">
     <w:abstractNumId w:val="4"/>
   </w:num>
-  <w:num w:numId="2" w16cid:durableId="1180192835">
-    <w:abstractNumId w:val="6"/>
-  </w:num>
-  <w:num w:numId="3" w16cid:durableId="1574705050">
-    <w:abstractNumId w:val="1"/>
-  </w:num>
-  <w:num w:numId="4" w16cid:durableId="2045983267">
+  <w:num w:numId="5" w16cid:durableId="359402833">
     <w:abstractNumId w:val="3"/>
-  </w:num>
-  <w:num w:numId="5" w16cid:durableId="359402833">
-    <w:abstractNumId w:val="2"/>
   </w:num>
   <w:num w:numId="6" w16cid:durableId="904952259">
     <w:abstractNumId w:val="0"/>
   </w:num>
   <w:num w:numId="7" w16cid:durableId="1033454672">
+    <w:abstractNumId w:val="22"/>
+  </w:num>
+  <w:num w:numId="8" w16cid:durableId="1374119050">
+    <w:abstractNumId w:val="14"/>
+  </w:num>
+  <w:num w:numId="9" w16cid:durableId="1832521184">
+    <w:abstractNumId w:val="21"/>
+  </w:num>
+  <w:num w:numId="10" w16cid:durableId="514081390">
+    <w:abstractNumId w:val="12"/>
+  </w:num>
+  <w:num w:numId="11" w16cid:durableId="512187153">
     <w:abstractNumId w:val="8"/>
   </w:num>
-  <w:num w:numId="8" w16cid:durableId="1374119050">
+  <w:num w:numId="12" w16cid:durableId="281234584">
+    <w:abstractNumId w:val="17"/>
+  </w:num>
+  <w:num w:numId="13" w16cid:durableId="1597445635">
+    <w:abstractNumId w:val="19"/>
+  </w:num>
+  <w:num w:numId="14" w16cid:durableId="574554903">
+    <w:abstractNumId w:val="1"/>
+  </w:num>
+  <w:num w:numId="15" w16cid:durableId="1335960380">
+    <w:abstractNumId w:val="10"/>
+  </w:num>
+  <w:num w:numId="16" w16cid:durableId="1221088309">
+    <w:abstractNumId w:val="7"/>
+  </w:num>
+  <w:num w:numId="17" w16cid:durableId="819733198">
+    <w:abstractNumId w:val="16"/>
+  </w:num>
+  <w:num w:numId="18" w16cid:durableId="2108380181">
+    <w:abstractNumId w:val="13"/>
+  </w:num>
+  <w:num w:numId="19" w16cid:durableId="920722559">
+    <w:abstractNumId w:val="15"/>
+  </w:num>
+  <w:num w:numId="20" w16cid:durableId="601111416">
+    <w:abstractNumId w:val="20"/>
+  </w:num>
+  <w:num w:numId="21" w16cid:durableId="1074351761">
+    <w:abstractNumId w:val="11"/>
+  </w:num>
+  <w:num w:numId="22" w16cid:durableId="663900758">
     <w:abstractNumId w:val="5"/>
   </w:num>
-  <w:num w:numId="9" w16cid:durableId="1832521184">
-    <w:abstractNumId w:val="7"/>
+  <w:num w:numId="23" w16cid:durableId="1787112768">
+    <w:abstractNumId w:val="9"/>
   </w:num>
 </w:numbering>
 </file>

--- a/Listas/Lista 05 - Estruturas de repetição.docx
+++ b/Listas/Lista 05 - Estruturas de repetição.docx
@@ -289,6 +289,7 @@
           <w:rFonts w:ascii="Arial" w:hAnsi="Arial" w:cs="Arial"/>
         </w:rPr>
       </w:pPr>
+      <w:bookmarkStart w:id="0" w:name="_Hlk197153458"/>
       <w:r>
         <w:rPr>
           <w:rFonts w:ascii="Arial" w:hAnsi="Arial" w:cs="Arial"/>
@@ -352,6 +353,7 @@
         <w:t>Diferença do maior menos o menor número</w:t>
       </w:r>
     </w:p>
+    <w:bookmarkEnd w:id="0"/>
     <w:p>
       <w:pPr>
         <w:pStyle w:val="PargrafodaLista"/>
@@ -617,61 +619,19 @@
         <w:rPr>
           <w:rFonts w:ascii="Arial" w:hAnsi="Arial" w:cs="Arial"/>
         </w:rPr>
-        <w:t>Leia um</w:t>
-      </w:r>
-      <w:r>
-        <w:rPr>
-          <w:rFonts w:ascii="Arial" w:hAnsi="Arial" w:cs="Arial"/>
-        </w:rPr>
-        <w:t xml:space="preserve">a </w:t>
-      </w:r>
-      <w:proofErr w:type="spellStart"/>
-      <w:proofErr w:type="gramStart"/>
-      <w:r>
-        <w:rPr>
-          <w:rFonts w:ascii="Arial" w:hAnsi="Arial" w:cs="Arial"/>
-        </w:rPr>
-        <w:t>sequencia</w:t>
-      </w:r>
-      <w:proofErr w:type="spellEnd"/>
-      <w:proofErr w:type="gramEnd"/>
-      <w:r>
-        <w:rPr>
-          <w:rFonts w:ascii="Arial" w:hAnsi="Arial" w:cs="Arial"/>
-        </w:rPr>
-        <w:t xml:space="preserve"> </w:t>
-      </w:r>
-      <w:proofErr w:type="gramStart"/>
-      <w:r>
-        <w:rPr>
-          <w:rFonts w:ascii="Arial" w:hAnsi="Arial" w:cs="Arial"/>
-        </w:rPr>
-        <w:t xml:space="preserve">de </w:t>
-      </w:r>
-      <w:r>
-        <w:rPr>
-          <w:rFonts w:ascii="Arial" w:hAnsi="Arial" w:cs="Arial"/>
-        </w:rPr>
-        <w:t xml:space="preserve"> valor</w:t>
-      </w:r>
-      <w:r>
-        <w:rPr>
-          <w:rFonts w:ascii="Arial" w:hAnsi="Arial" w:cs="Arial"/>
-        </w:rPr>
-        <w:t>es</w:t>
-      </w:r>
-      <w:proofErr w:type="gramEnd"/>
-      <w:r>
-        <w:rPr>
-          <w:rFonts w:ascii="Arial" w:hAnsi="Arial" w:cs="Arial"/>
-        </w:rPr>
-        <w:t xml:space="preserve"> inteiro</w:t>
-      </w:r>
-      <w:r>
-        <w:rPr>
-          <w:rFonts w:ascii="Arial" w:hAnsi="Arial" w:cs="Arial"/>
-        </w:rPr>
-        <w:t xml:space="preserve">, devendo parar quando for digitado o número 0; </w:t>
+        <w:t xml:space="preserve">Leia uma </w:t>
+      </w:r>
+      <w:r>
+        <w:rPr>
+          <w:rFonts w:ascii="Arial" w:hAnsi="Arial" w:cs="Arial"/>
+        </w:rPr>
+        <w:t>sequência</w:t>
+      </w:r>
+      <w:r>
+        <w:rPr>
+          <w:rFonts w:ascii="Arial" w:hAnsi="Arial" w:cs="Arial"/>
+        </w:rPr>
+        <w:t xml:space="preserve"> de valores inteiro, devendo parar quando for digitado o número 0; </w:t>
       </w:r>
       <w:r>
         <w:rPr>
@@ -683,13 +643,7 @@
         <w:rPr>
           <w:rFonts w:ascii="Arial" w:hAnsi="Arial" w:cs="Arial"/>
         </w:rPr>
-        <w:t xml:space="preserve">ara cada valore digitado </w:t>
-      </w:r>
-      <w:r>
-        <w:rPr>
-          <w:rFonts w:ascii="Arial" w:hAnsi="Arial" w:cs="Arial"/>
-        </w:rPr>
-        <w:t>apresente os 6 valores consecutivos a partir do valor digitado. Exiba valor inteiro digitado e seus 6 consecutivos</w:t>
+        <w:t>ara cada valore digitado apresente os 6 valores consecutivos a partir do valor digitado. Exiba valor inteiro digitado e seus 6 consecutivos</w:t>
       </w:r>
     </w:p>
     <w:p>
@@ -708,13 +662,7 @@
         <w:rPr>
           <w:rFonts w:ascii="Arial" w:hAnsi="Arial" w:cs="Arial"/>
         </w:rPr>
-        <w:t>A Treina Recife quer calcular o total de vendas e o ticket médio das dos últimos 7 dias. Faça um programa que leia os 7 valores de vendas e exiba ao final o total das vendas e o ticket médi</w:t>
-      </w:r>
-      <w:r>
-        <w:rPr>
-          <w:rFonts w:ascii="Arial" w:hAnsi="Arial" w:cs="Arial"/>
-        </w:rPr>
-        <w:t>o</w:t>
+        <w:t>A Treina Recife quer calcular o total de vendas e o ticket médio das dos últimos 7 dias. Faça um programa que leia os 7 valores de vendas e exiba ao final o total das vendas e o ticket médio</w:t>
       </w:r>
     </w:p>
     <w:p>
@@ -807,6 +755,7 @@
           <w:kern w:val="0"/>
         </w:rPr>
       </w:pPr>
+      <w:bookmarkStart w:id="1" w:name="_Hlk197153387"/>
       <w:r>
         <w:rPr>
           <w:rFonts w:ascii="Arial" w:hAnsi="Arial" w:cs="Arial"/>
@@ -823,6 +772,7 @@
         <w:t>isso eles pediram que você escrevesse um programa para ajudá-los. Eles vão digitar um grupo de informações de três diferentes carros durante 4 vezes. Para cada carro serão lidos o ano e a velocidade. O programa deve exibir, o ano do carro mais novo e a velocidade do mais rápido e a velocidade média para cada grupo processado</w:t>
       </w:r>
     </w:p>
+    <w:bookmarkEnd w:id="1"/>
     <w:p>
       <w:pPr>
         <w:pStyle w:val="PargrafodaLista"/>
@@ -1315,13 +1265,7 @@
         <w:rPr>
           <w:rFonts w:ascii="Arial" w:hAnsi="Arial" w:cs="Arial"/>
         </w:rPr>
-        <w:t>Toda apresentação de trabalho tem seus requisitos mínimos, que precisam ser atendidos, caso contrário, o trabalho não é aceito e o aluno fica com nota 0. A apresentação de Programação 1 está chegando, e o Professor José deixou claro que se os trabalhos não passassem por todos os requisitos mínimos, ele não iria julgar o trabalho. Eis os requisitos</w:t>
-      </w:r>
-      <w:r>
-        <w:rPr>
-          <w:rFonts w:ascii="Arial" w:hAnsi="Arial" w:cs="Arial"/>
-        </w:rPr>
-        <w:t>:</w:t>
+        <w:t>Toda apresentação de trabalho tem seus requisitos mínimos, que precisam ser atendidos, caso contrário, o trabalho não é aceito e o aluno fica com nota 0. A apresentação de Programação 1 está chegando, e o Professor José deixou claro que se os trabalhos não passassem por todos os requisitos mínimos, ele não iria julgar o trabalho. Eis os requisitos:</w:t>
       </w:r>
     </w:p>
     <w:p>
@@ -1763,19 +1707,7 @@
         <w:rPr>
           <w:rFonts w:ascii="Arial" w:hAnsi="Arial" w:cs="Arial"/>
         </w:rPr>
-        <w:t>Dada a altura e a idade de uma pessoa, faça um programa que identifique quantos</w:t>
-      </w:r>
-      <w:r>
-        <w:rPr>
-          <w:rFonts w:ascii="Arial" w:hAnsi="Arial" w:cs="Arial"/>
-        </w:rPr>
-        <w:t xml:space="preserve"> </w:t>
-      </w:r>
-      <w:r>
-        <w:rPr>
-          <w:rFonts w:ascii="Arial" w:hAnsi="Arial" w:cs="Arial"/>
-        </w:rPr>
-        <w:t>brinquedos ele pode andar</w:t>
+        <w:t>Dada a altura e a idade de uma pessoa, faça um programa que identifique quantos brinquedos ele pode andar</w:t>
       </w:r>
     </w:p>
     <w:p>
@@ -1798,19 +1730,7 @@
         <w:rPr>
           <w:rFonts w:ascii="Arial" w:hAnsi="Arial" w:cs="Arial"/>
         </w:rPr>
-        <w:t>Genival tem muito medo de ter diabetes e, por isso, o médico pediu que ele medisse sua glicose ao longo do dia para ver se ela estava controlada. Escreva um programa que receba como entrada 4 quatro medições dos valores da taxa de glicose de Genival, para cada valor informado informe NORMAL ou ALTERADA e ao final calcule a glicose média observada naquele dia.</w:t>
-      </w:r>
-      <w:r>
-        <w:rPr>
-          <w:rFonts w:ascii="Arial" w:hAnsi="Arial" w:cs="Arial"/>
-        </w:rPr>
-        <w:t xml:space="preserve"> </w:t>
-      </w:r>
-      <w:r>
-        <w:rPr>
-          <w:rFonts w:ascii="Arial" w:hAnsi="Arial" w:cs="Arial"/>
-        </w:rPr>
-        <w:t>Caso esse valor seja inferior a 110, o programa deve exibir a mensagem NORMAL, se tiver entre 110 e 125 exibir a mensagem ALTERADA; acima de 125, a mensagem exibida deve ser MUITO ALTA.</w:t>
+        <w:t>Genival tem muito medo de ter diabetes e, por isso, o médico pediu que ele medisse sua glicose ao longo do dia para ver se ela estava controlada. Escreva um programa que receba como entrada 4 quatro medições dos valores da taxa de glicose de Genival, para cada valor informado informe NORMAL ou ALTERADA e ao final calcule a glicose média observada naquele dia. Caso esse valor seja inferior a 110, o programa deve exibir a mensagem NORMAL, se tiver entre 110 e 125 exibir a mensagem ALTERADA; acima de 125, a mensagem exibida deve ser MUITO ALTA.</w:t>
       </w:r>
     </w:p>
     <w:p>
@@ -1829,25 +1749,15 @@
           <w:rFonts w:ascii="Arial" w:hAnsi="Arial" w:cs="Arial"/>
         </w:rPr>
       </w:pPr>
-      <w:r>
-        <w:rPr>
-          <w:rFonts w:ascii="Arial" w:hAnsi="Arial" w:cs="Arial"/>
-        </w:rPr>
-        <w:t>Um posto de combustíveis deseja determinar qual de seus produtos tem a preferência de seus clientes. Escreva um programa para ler o tipo de combustível abastecido (codificado da seguinte forma: 1. Álcool 2. Gasolina 3. Diesel) e a quantidade de litros anotados em 5 abastecimentos realizados</w:t>
-      </w:r>
-      <w:r>
-        <w:rPr>
-          <w:rFonts w:ascii="Arial" w:hAnsi="Arial" w:cs="Arial"/>
-        </w:rPr>
-        <w:t xml:space="preserve">. </w:t>
-      </w:r>
-      <w:r>
-        <w:rPr>
-          <w:rFonts w:ascii="Arial" w:hAnsi="Arial" w:cs="Arial"/>
-        </w:rPr>
-        <w:t>A entrada contém um valor inteiro referente ao tipo do combustível e um outro real contendo a quantidade de litros e na saída deve ser escrito a quantidade de clientes que abasteceram cada tipo de combustível com a respectiva quantidade de litros, conforme expresso na coluna saída do quadro abaixo.</w:t>
-      </w:r>
-    </w:p>
+      <w:bookmarkStart w:id="2" w:name="_Hlk197154273"/>
+      <w:r>
+        <w:rPr>
+          <w:rFonts w:ascii="Arial" w:hAnsi="Arial" w:cs="Arial"/>
+        </w:rPr>
+        <w:t>Um posto de combustíveis deseja determinar qual de seus produtos tem a preferência de seus clientes. Escreva um programa para ler o tipo de combustível abastecido (codificado da seguinte forma: 1. Álcool 2. Gasolina 3. Diesel) e a quantidade de litros anotados em 5 abastecimentos realizados. A entrada contém um valor inteiro referente ao tipo do combustível e um outro real contendo a quantidade de litros e na saída deve ser escrito a quantidade de clientes que abasteceram cada tipo de combustível com a respectiva quantidade de litros, conforme expresso na coluna saída do quadro abaixo.</w:t>
+      </w:r>
+    </w:p>
+    <w:bookmarkEnd w:id="2"/>
     <w:p>
       <w:pPr>
         <w:pStyle w:val="PargrafodaLista"/>
@@ -1868,31 +1778,7 @@
         <w:rPr>
           <w:rFonts w:ascii="Arial" w:hAnsi="Arial" w:cs="Arial"/>
         </w:rPr>
-        <w:t xml:space="preserve">Elabore um programa que permita receber o </w:t>
-      </w:r>
-      <w:r>
-        <w:rPr>
-          <w:rFonts w:ascii="Arial" w:hAnsi="Arial" w:cs="Arial"/>
-        </w:rPr>
-        <w:t xml:space="preserve">sexo, o </w:t>
-      </w:r>
-      <w:r>
-        <w:rPr>
-          <w:rFonts w:ascii="Arial" w:hAnsi="Arial" w:cs="Arial"/>
-        </w:rPr>
-        <w:t xml:space="preserve">peso e a altura de uma pessoa adulta. O programa deverá exibir uma das seguintes mensagens: “Parabéns peso ideal”, “Engorde XXX Kg” ou “Emagreça XXX Kg” de acordo com a </w:t>
-      </w:r>
-      <w:r>
-        <w:rPr>
-          <w:rFonts w:ascii="Arial" w:hAnsi="Arial" w:cs="Arial"/>
-        </w:rPr>
-        <w:t xml:space="preserve">fórmula </w:t>
-      </w:r>
-      <w:r>
-        <w:rPr>
-          <w:rFonts w:ascii="Arial" w:hAnsi="Arial" w:cs="Arial"/>
-        </w:rPr>
-        <w:t>abaixo:</w:t>
+        <w:t>Elabore um programa que permita receber o sexo, o peso e a altura de uma pessoa adulta. O programa deverá exibir uma das seguintes mensagens: “Parabéns peso ideal”, “Engorde XXX Kg” ou “Emagreça XXX Kg” de acordo com a fórmula abaixo:</w:t>
       </w:r>
     </w:p>
     <w:p>
@@ -1954,19 +1840,7 @@
         <w:rPr>
           <w:rFonts w:ascii="Arial" w:hAnsi="Arial" w:cs="Arial"/>
         </w:rPr>
-        <w:t>Vovó Rosa e seus colegas de turma foram ao cinema assistir a um filme, mas ficaram estarrecidos com o aumento do preço do ingresso. Revoltados, eles decidiram fazer uma manifestação contra o sistema capitalista opressor,</w:t>
-      </w:r>
-      <w:r>
-        <w:rPr>
-          <w:rFonts w:ascii="Arial" w:hAnsi="Arial" w:cs="Arial"/>
-        </w:rPr>
-        <w:t xml:space="preserve"> </w:t>
-      </w:r>
-      <w:r>
-        <w:rPr>
-          <w:rFonts w:ascii="Arial" w:hAnsi="Arial" w:cs="Arial"/>
-        </w:rPr>
-        <w:t>agendada para amanhã na Praça José de Alencar. Vovó Rosa quer colaborar com o movimento fazendo um cartaz com a seguinte palavra de ordem:</w:t>
+        <w:t>Vovó Rosa e seus colegas de turma foram ao cinema assistir a um filme, mas ficaram estarrecidos com o aumento do preço do ingresso. Revoltados, eles decidiram fazer uma manifestação contra o sistema capitalista opressor, agendada para amanhã na Praça José de Alencar. Vovó Rosa quer colaborar com o movimento fazendo um cartaz com a seguinte palavra de ordem:</w:t>
       </w:r>
     </w:p>
     <w:p>
@@ -2093,21 +1967,19 @@
         <w:rPr>
           <w:rFonts w:ascii="Arial" w:hAnsi="Arial" w:cs="Arial"/>
         </w:rPr>
-        <w:t xml:space="preserve">Gilberto é um famoso vendedor de esfirras na região. Porém, apesar de todos gostarem de suas </w:t>
-      </w:r>
-      <w:proofErr w:type="spellStart"/>
-      <w:r>
-        <w:rPr>
-          <w:rFonts w:ascii="Arial" w:hAnsi="Arial" w:cs="Arial"/>
-        </w:rPr>
-        <w:t>esfiras</w:t>
-      </w:r>
-      <w:proofErr w:type="spellEnd"/>
-      <w:r>
-        <w:rPr>
-          <w:rFonts w:ascii="Arial" w:hAnsi="Arial" w:cs="Arial"/>
-        </w:rPr>
-        <w:t>, ele só sabe dar o troco com duas notas, ou seja, nem sempre é possível receber o troco certo. Para facilitar a vida de Gil, escreva um programa para ele que determine se é possível ou não devolver o troco exato utilizando duas notas.</w:t>
+        <w:t>Gilberto é um famoso vendedor de esfirras na região. Porém, apesar de todos gostarem de suas esfir</w:t>
+      </w:r>
+      <w:r>
+        <w:rPr>
+          <w:rFonts w:ascii="Arial" w:hAnsi="Arial" w:cs="Arial"/>
+        </w:rPr>
+        <w:t>r</w:t>
+      </w:r>
+      <w:r>
+        <w:rPr>
+          <w:rFonts w:ascii="Arial" w:hAnsi="Arial" w:cs="Arial"/>
+        </w:rPr>
+        <w:t>as, ele só sabe dar o troco com duas notas, ou seja, nem sempre é possível receber o troco certo. Para facilitar a vida de Gil, escreva um programa para ele que determine se é possível ou não devolver o troco exato utilizando duas notas.</w:t>
       </w:r>
     </w:p>
     <w:p>
@@ -2139,31 +2011,7 @@
         <w:rPr>
           <w:rFonts w:ascii="Arial" w:hAnsi="Arial" w:cs="Arial"/>
         </w:rPr>
-        <w:t>As notas disponíveis são: 2, 5, 10, 20, 50</w:t>
-      </w:r>
-      <w:r>
-        <w:rPr>
-          <w:rFonts w:ascii="Arial" w:hAnsi="Arial" w:cs="Arial"/>
-        </w:rPr>
-        <w:t>,</w:t>
-      </w:r>
-      <w:r>
-        <w:rPr>
-          <w:rFonts w:ascii="Arial" w:hAnsi="Arial" w:cs="Arial"/>
-        </w:rPr>
-        <w:t xml:space="preserve"> 100</w:t>
-      </w:r>
-      <w:r>
-        <w:rPr>
-          <w:rFonts w:ascii="Arial" w:hAnsi="Arial" w:cs="Arial"/>
-        </w:rPr>
-        <w:t xml:space="preserve"> e 200</w:t>
-      </w:r>
-      <w:r>
-        <w:rPr>
-          <w:rFonts w:ascii="Arial" w:hAnsi="Arial" w:cs="Arial"/>
-        </w:rPr>
-        <w:t>.</w:t>
+        <w:t>As notas disponíveis são: 2, 5, 10, 20, 50, 100 e 200.</w:t>
       </w:r>
     </w:p>
     <w:p>
@@ -5775,6 +5623,7 @@
   <w:style w:type="character" w:default="1" w:styleId="Fontepargpadro">
     <w:name w:val="Default Paragraph Font"/>
     <w:uiPriority w:val="1"/>
+    <w:semiHidden/>
     <w:unhideWhenUsed/>
   </w:style>
   <w:style w:type="table" w:default="1" w:styleId="Tabelanormal">
